--- a/_PRACA/praca_magisterska_sgh_v2.docx
+++ b/_PRACA/praca_magisterska_sgh_v2.docx
@@ -73,7 +73,7 @@
             </w:rPr>
             <w:fldChar w:fldCharType="separate"/>
           </w:r>
-          <w:hyperlink w:anchor="_Toc228219095" w:history="1">
+          <w:hyperlink w:anchor="_Toc228220710" w:history="1">
             <w:r>
               <w:rPr>
                 <w:rStyle w:val="Hipercze"/>
@@ -121,7 +121,7 @@
                 <w:noProof/>
                 <w:webHidden/>
               </w:rPr>
-              <w:instrText xml:space="preserve"> PAGEREF _Toc228219095 \h </w:instrText>
+              <w:instrText xml:space="preserve"> PAGEREF _Toc228220710 \h </w:instrText>
             </w:r>
             <w:r>
               <w:rPr>
@@ -163,7 +163,7 @@
               <w:lang w:eastAsia="pl-PL"/>
             </w:rPr>
           </w:pPr>
-          <w:hyperlink w:anchor="_Toc228219096" w:history="1">
+          <w:hyperlink w:anchor="_Toc228220711" w:history="1">
             <w:r>
               <w:rPr>
                 <w:rStyle w:val="Hipercze"/>
@@ -211,7 +211,7 @@
                 <w:noProof/>
                 <w:webHidden/>
               </w:rPr>
-              <w:instrText xml:space="preserve"> PAGEREF _Toc228219096 \h </w:instrText>
+              <w:instrText xml:space="preserve"> PAGEREF _Toc228220711 \h </w:instrText>
             </w:r>
             <w:r>
               <w:rPr>
@@ -257,7 +257,7 @@
               <w:lang w:eastAsia="pl-PL"/>
             </w:rPr>
           </w:pPr>
-          <w:hyperlink w:anchor="_Toc228219097" w:history="1">
+          <w:hyperlink w:anchor="_Toc228220712" w:history="1">
             <w:r>
               <w:rPr>
                 <w:rStyle w:val="Hipercze"/>
@@ -303,7 +303,7 @@
                 <w:noProof/>
                 <w:webHidden/>
               </w:rPr>
-              <w:instrText xml:space="preserve"> PAGEREF _Toc228219097 \h </w:instrText>
+              <w:instrText xml:space="preserve"> PAGEREF _Toc228220712 \h </w:instrText>
             </w:r>
             <w:r>
               <w:rPr>
@@ -349,7 +349,7 @@
               <w:lang w:eastAsia="pl-PL"/>
             </w:rPr>
           </w:pPr>
-          <w:hyperlink w:anchor="_Toc228219098" w:history="1">
+          <w:hyperlink w:anchor="_Toc228220713" w:history="1">
             <w:r>
               <w:rPr>
                 <w:rStyle w:val="Hipercze"/>
@@ -393,7 +393,7 @@
                 <w:noProof/>
                 <w:webHidden/>
               </w:rPr>
-              <w:instrText xml:space="preserve"> PAGEREF _Toc228219098 \h </w:instrText>
+              <w:instrText xml:space="preserve"> PAGEREF _Toc228220713 \h </w:instrText>
             </w:r>
             <w:r>
               <w:rPr>
@@ -439,7 +439,7 @@
               <w:lang w:eastAsia="pl-PL"/>
             </w:rPr>
           </w:pPr>
-          <w:hyperlink w:anchor="_Toc228219099" w:history="1">
+          <w:hyperlink w:anchor="_Toc228220714" w:history="1">
             <w:r>
               <w:rPr>
                 <w:rStyle w:val="Hipercze"/>
@@ -483,7 +483,7 @@
                 <w:noProof/>
                 <w:webHidden/>
               </w:rPr>
-              <w:instrText xml:space="preserve"> PAGEREF _Toc228219099 \h </w:instrText>
+              <w:instrText xml:space="preserve"> PAGEREF _Toc228220714 \h </w:instrText>
             </w:r>
             <w:r>
               <w:rPr>
@@ -525,7 +525,7 @@
               <w:lang w:eastAsia="pl-PL"/>
             </w:rPr>
           </w:pPr>
-          <w:hyperlink w:anchor="_Toc228219100" w:history="1">
+          <w:hyperlink w:anchor="_Toc228220715" w:history="1">
             <w:r>
               <w:rPr>
                 <w:rStyle w:val="Hipercze"/>
@@ -569,7 +569,7 @@
                 <w:noProof/>
                 <w:webHidden/>
               </w:rPr>
-              <w:instrText xml:space="preserve"> PAGEREF _Toc228219100 \h </w:instrText>
+              <w:instrText xml:space="preserve"> PAGEREF _Toc228220715 \h </w:instrText>
             </w:r>
             <w:r>
               <w:rPr>
@@ -615,7 +615,7 @@
               <w:lang w:eastAsia="pl-PL"/>
             </w:rPr>
           </w:pPr>
-          <w:hyperlink w:anchor="_Toc228219101" w:history="1">
+          <w:hyperlink w:anchor="_Toc228220716" w:history="1">
             <w:r>
               <w:rPr>
                 <w:rStyle w:val="Hipercze"/>
@@ -659,7 +659,7 @@
                 <w:noProof/>
                 <w:webHidden/>
               </w:rPr>
-              <w:instrText xml:space="preserve"> PAGEREF _Toc228219101 \h </w:instrText>
+              <w:instrText xml:space="preserve"> PAGEREF _Toc228220716 \h </w:instrText>
             </w:r>
             <w:r>
               <w:rPr>
@@ -705,7 +705,7 @@
               <w:lang w:eastAsia="pl-PL"/>
             </w:rPr>
           </w:pPr>
-          <w:hyperlink w:anchor="_Toc228219102" w:history="1">
+          <w:hyperlink w:anchor="_Toc228220717" w:history="1">
             <w:r>
               <w:rPr>
                 <w:rStyle w:val="Hipercze"/>
@@ -749,7 +749,7 @@
                 <w:noProof/>
                 <w:webHidden/>
               </w:rPr>
-              <w:instrText xml:space="preserve"> PAGEREF _Toc228219102 \h </w:instrText>
+              <w:instrText xml:space="preserve"> PAGEREF _Toc228220717 \h </w:instrText>
             </w:r>
             <w:r>
               <w:rPr>
@@ -770,92 +770,6 @@
                 <w:webHidden/>
               </w:rPr>
               <w:t>7</w:t>
-            </w:r>
-            <w:r>
-              <w:rPr>
-                <w:noProof/>
-                <w:webHidden/>
-              </w:rPr>
-              <w:fldChar w:fldCharType="end"/>
-            </w:r>
-          </w:hyperlink>
-        </w:p>
-        <w:p>
-          <w:pPr>
-            <w:pStyle w:val="Spistreci1"/>
-            <w:rPr>
-              <w:rFonts w:eastAsiaTheme="minorEastAsia"/>
-              <w:noProof/>
-              <w:sz w:val="24"/>
-              <w:szCs w:val="24"/>
-              <w:lang w:eastAsia="pl-PL"/>
-            </w:rPr>
-          </w:pPr>
-          <w:hyperlink w:anchor="_Toc228219103" w:history="1">
-            <w:r>
-              <w:rPr>
-                <w:rStyle w:val="Hipercze"/>
-                <w:noProof/>
-              </w:rPr>
-              <w:t>4</w:t>
-            </w:r>
-            <w:r>
-              <w:rPr>
-                <w:rFonts w:eastAsiaTheme="minorEastAsia"/>
-                <w:noProof/>
-                <w:sz w:val="24"/>
-                <w:szCs w:val="24"/>
-                <w:lang w:eastAsia="pl-PL"/>
-              </w:rPr>
-              <w:tab/>
-            </w:r>
-            <w:r>
-              <w:rPr>
-                <w:rStyle w:val="Hipercze"/>
-                <w:noProof/>
-              </w:rPr>
-              <w:t>Architektura systemu i metodologia badań</w:t>
-            </w:r>
-            <w:r>
-              <w:rPr>
-                <w:noProof/>
-                <w:webHidden/>
-              </w:rPr>
-              <w:tab/>
-            </w:r>
-            <w:r>
-              <w:rPr>
-                <w:noProof/>
-                <w:webHidden/>
-              </w:rPr>
-              <w:fldChar w:fldCharType="begin"/>
-            </w:r>
-            <w:r>
-              <w:rPr>
-                <w:noProof/>
-                <w:webHidden/>
-              </w:rPr>
-              <w:instrText xml:space="preserve"> PAGEREF _Toc228219103 \h </w:instrText>
-            </w:r>
-            <w:r>
-              <w:rPr>
-                <w:noProof/>
-                <w:webHidden/>
-              </w:rPr>
-            </w:r>
-            <w:r>
-              <w:rPr>
-                <w:noProof/>
-                <w:webHidden/>
-              </w:rPr>
-              <w:fldChar w:fldCharType="separate"/>
-            </w:r>
-            <w:r>
-              <w:rPr>
-                <w:noProof/>
-                <w:webHidden/>
-              </w:rPr>
-              <w:t>11</w:t>
             </w:r>
             <w:r>
               <w:rPr>
@@ -881,13 +795,13 @@
               <w:lang w:eastAsia="pl-PL"/>
             </w:rPr>
           </w:pPr>
-          <w:hyperlink w:anchor="_Toc228219104" w:history="1">
+          <w:hyperlink w:anchor="_Toc228220718" w:history="1">
             <w:r>
               <w:rPr>
                 <w:rStyle w:val="Hipercze"/>
                 <w:noProof/>
               </w:rPr>
-              <w:t>4.1</w:t>
+              <w:t>3.3</w:t>
             </w:r>
             <w:r>
               <w:rPr>
@@ -904,7 +818,7 @@
                 <w:rStyle w:val="Hipercze"/>
                 <w:noProof/>
               </w:rPr>
-              <w:t>Technologia</w:t>
+              <w:t>Statystyki opisowe sygnału</w:t>
             </w:r>
             <w:r>
               <w:rPr>
@@ -925,7 +839,7 @@
                 <w:noProof/>
                 <w:webHidden/>
               </w:rPr>
-              <w:instrText xml:space="preserve"> PAGEREF _Toc228219104 \h </w:instrText>
+              <w:instrText xml:space="preserve"> PAGEREF _Toc228220718 \h </w:instrText>
             </w:r>
             <w:r>
               <w:rPr>
@@ -945,7 +859,7 @@
                 <w:noProof/>
                 <w:webHidden/>
               </w:rPr>
-              <w:t>11</w:t>
+              <w:t>9</w:t>
             </w:r>
             <w:r>
               <w:rPr>
@@ -971,13 +885,13 @@
               <w:lang w:eastAsia="pl-PL"/>
             </w:rPr>
           </w:pPr>
-          <w:hyperlink w:anchor="_Toc228219105" w:history="1">
+          <w:hyperlink w:anchor="_Toc228220719" w:history="1">
             <w:r>
               <w:rPr>
                 <w:rStyle w:val="Hipercze"/>
                 <w:noProof/>
               </w:rPr>
-              <w:t>4.2</w:t>
+              <w:t>3.4</w:t>
             </w:r>
             <w:r>
               <w:rPr>
@@ -994,7 +908,7 @@
                 <w:rStyle w:val="Hipercze"/>
                 <w:noProof/>
               </w:rPr>
-              <w:t>Projekt potoku przetwarzania</w:t>
+              <w:t>Analiza morfologiczna pobudzeni</w:t>
             </w:r>
             <w:r>
               <w:rPr>
@@ -1015,7 +929,7 @@
                 <w:noProof/>
                 <w:webHidden/>
               </w:rPr>
-              <w:instrText xml:space="preserve"> PAGEREF _Toc228219105 \h </w:instrText>
+              <w:instrText xml:space="preserve"> PAGEREF _Toc228220719 \h </w:instrText>
             </w:r>
             <w:r>
               <w:rPr>
@@ -1035,7 +949,7 @@
                 <w:noProof/>
                 <w:webHidden/>
               </w:rPr>
-              <w:t>12</w:t>
+              <w:t>10</w:t>
             </w:r>
             <w:r>
               <w:rPr>
@@ -1057,13 +971,13 @@
               <w:lang w:eastAsia="pl-PL"/>
             </w:rPr>
           </w:pPr>
-          <w:hyperlink w:anchor="_Toc228219106" w:history="1">
+          <w:hyperlink w:anchor="_Toc228220720" w:history="1">
             <w:r>
               <w:rPr>
                 <w:rStyle w:val="Hipercze"/>
                 <w:noProof/>
               </w:rPr>
-              <w:t>5</w:t>
+              <w:t>4</w:t>
             </w:r>
             <w:r>
               <w:rPr>
@@ -1080,7 +994,7 @@
                 <w:rStyle w:val="Hipercze"/>
                 <w:noProof/>
               </w:rPr>
-              <w:t>Implementacja i uczenie modelu</w:t>
+              <w:t>Architektura systemu i metodologia badań</w:t>
             </w:r>
             <w:r>
               <w:rPr>
@@ -1101,7 +1015,7 @@
                 <w:noProof/>
                 <w:webHidden/>
               </w:rPr>
-              <w:instrText xml:space="preserve"> PAGEREF _Toc228219106 \h </w:instrText>
+              <w:instrText xml:space="preserve"> PAGEREF _Toc228220720 \h </w:instrText>
             </w:r>
             <w:r>
               <w:rPr>
@@ -1121,7 +1035,7 @@
                 <w:noProof/>
                 <w:webHidden/>
               </w:rPr>
-              <w:t>13</w:t>
+              <w:t>12</w:t>
             </w:r>
             <w:r>
               <w:rPr>
@@ -1147,13 +1061,13 @@
               <w:lang w:eastAsia="pl-PL"/>
             </w:rPr>
           </w:pPr>
-          <w:hyperlink w:anchor="_Toc228219107" w:history="1">
+          <w:hyperlink w:anchor="_Toc228220721" w:history="1">
             <w:r>
               <w:rPr>
                 <w:rStyle w:val="Hipercze"/>
                 <w:noProof/>
               </w:rPr>
-              <w:t>5.1</w:t>
+              <w:t>4.1</w:t>
             </w:r>
             <w:r>
               <w:rPr>
@@ -1170,7 +1084,7 @@
                 <w:rStyle w:val="Hipercze"/>
                 <w:noProof/>
               </w:rPr>
-              <w:t>Pre-processing i segmentacja danych treningowych</w:t>
+              <w:t>Technologia</w:t>
             </w:r>
             <w:r>
               <w:rPr>
@@ -1191,7 +1105,7 @@
                 <w:noProof/>
                 <w:webHidden/>
               </w:rPr>
-              <w:instrText xml:space="preserve"> PAGEREF _Toc228219107 \h </w:instrText>
+              <w:instrText xml:space="preserve"> PAGEREF _Toc228220721 \h </w:instrText>
             </w:r>
             <w:r>
               <w:rPr>
@@ -1211,7 +1125,7 @@
                 <w:noProof/>
                 <w:webHidden/>
               </w:rPr>
-              <w:t>13</w:t>
+              <w:t>12</w:t>
             </w:r>
             <w:r>
               <w:rPr>
@@ -1237,13 +1151,13 @@
               <w:lang w:eastAsia="pl-PL"/>
             </w:rPr>
           </w:pPr>
-          <w:hyperlink w:anchor="_Toc228219108" w:history="1">
+          <w:hyperlink w:anchor="_Toc228220722" w:history="1">
             <w:r>
               <w:rPr>
                 <w:rStyle w:val="Hipercze"/>
                 <w:noProof/>
               </w:rPr>
-              <w:t>5.2</w:t>
+              <w:t>4.2</w:t>
             </w:r>
             <w:r>
               <w:rPr>
@@ -1260,7 +1174,7 @@
                 <w:rStyle w:val="Hipercze"/>
                 <w:noProof/>
               </w:rPr>
-              <w:t>Architektura sieci neuronowej</w:t>
+              <w:t>Projekt potoku przetwarzania</w:t>
             </w:r>
             <w:r>
               <w:rPr>
@@ -1281,7 +1195,7 @@
                 <w:noProof/>
                 <w:webHidden/>
               </w:rPr>
-              <w:instrText xml:space="preserve"> PAGEREF _Toc228219108 \h </w:instrText>
+              <w:instrText xml:space="preserve"> PAGEREF _Toc228220722 \h </w:instrText>
             </w:r>
             <w:r>
               <w:rPr>
@@ -1301,7 +1215,93 @@
                 <w:noProof/>
                 <w:webHidden/>
               </w:rPr>
-              <w:t>16</w:t>
+              <w:t>13</w:t>
+            </w:r>
+            <w:r>
+              <w:rPr>
+                <w:noProof/>
+                <w:webHidden/>
+              </w:rPr>
+              <w:fldChar w:fldCharType="end"/>
+            </w:r>
+          </w:hyperlink>
+        </w:p>
+        <w:p>
+          <w:pPr>
+            <w:pStyle w:val="Spistreci1"/>
+            <w:rPr>
+              <w:rFonts w:eastAsiaTheme="minorEastAsia"/>
+              <w:noProof/>
+              <w:sz w:val="24"/>
+              <w:szCs w:val="24"/>
+              <w:lang w:eastAsia="pl-PL"/>
+            </w:rPr>
+          </w:pPr>
+          <w:hyperlink w:anchor="_Toc228220723" w:history="1">
+            <w:r>
+              <w:rPr>
+                <w:rStyle w:val="Hipercze"/>
+                <w:noProof/>
+              </w:rPr>
+              <w:t>5</w:t>
+            </w:r>
+            <w:r>
+              <w:rPr>
+                <w:rFonts w:eastAsiaTheme="minorEastAsia"/>
+                <w:noProof/>
+                <w:sz w:val="24"/>
+                <w:szCs w:val="24"/>
+                <w:lang w:eastAsia="pl-PL"/>
+              </w:rPr>
+              <w:tab/>
+            </w:r>
+            <w:r>
+              <w:rPr>
+                <w:rStyle w:val="Hipercze"/>
+                <w:noProof/>
+              </w:rPr>
+              <w:t>Implementacja i uczenie modelu</w:t>
+            </w:r>
+            <w:r>
+              <w:rPr>
+                <w:noProof/>
+                <w:webHidden/>
+              </w:rPr>
+              <w:tab/>
+            </w:r>
+            <w:r>
+              <w:rPr>
+                <w:noProof/>
+                <w:webHidden/>
+              </w:rPr>
+              <w:fldChar w:fldCharType="begin"/>
+            </w:r>
+            <w:r>
+              <w:rPr>
+                <w:noProof/>
+                <w:webHidden/>
+              </w:rPr>
+              <w:instrText xml:space="preserve"> PAGEREF _Toc228220723 \h </w:instrText>
+            </w:r>
+            <w:r>
+              <w:rPr>
+                <w:noProof/>
+                <w:webHidden/>
+              </w:rPr>
+            </w:r>
+            <w:r>
+              <w:rPr>
+                <w:noProof/>
+                <w:webHidden/>
+              </w:rPr>
+              <w:fldChar w:fldCharType="separate"/>
+            </w:r>
+            <w:r>
+              <w:rPr>
+                <w:noProof/>
+                <w:webHidden/>
+              </w:rPr>
+              <w:t>14</w:t>
             </w:r>
             <w:r>
               <w:rPr>
@@ -1327,13 +1327,13 @@
               <w:lang w:eastAsia="pl-PL"/>
             </w:rPr>
           </w:pPr>
-          <w:hyperlink w:anchor="_Toc228219109" w:history="1">
+          <w:hyperlink w:anchor="_Toc228220724" w:history="1">
             <w:r>
               <w:rPr>
                 <w:rStyle w:val="Hipercze"/>
                 <w:noProof/>
               </w:rPr>
-              <w:t>5.3</w:t>
+              <w:t>5.1</w:t>
             </w:r>
             <w:r>
               <w:rPr>
@@ -1350,7 +1350,7 @@
                 <w:rStyle w:val="Hipercze"/>
                 <w:noProof/>
               </w:rPr>
-              <w:t>Proces trenowania - przygotowanie danych treningowych, funkcje straty i optymalizatory</w:t>
+              <w:t>Pre-processing i segmentacja danych treningowych</w:t>
             </w:r>
             <w:r>
               <w:rPr>
@@ -1371,7 +1371,7 @@
                 <w:noProof/>
                 <w:webHidden/>
               </w:rPr>
-              <w:instrText xml:space="preserve"> PAGEREF _Toc228219109 \h </w:instrText>
+              <w:instrText xml:space="preserve"> PAGEREF _Toc228220724 \h </w:instrText>
             </w:r>
             <w:r>
               <w:rPr>
@@ -1391,7 +1391,7 @@
                 <w:noProof/>
                 <w:webHidden/>
               </w:rPr>
-              <w:t>17</w:t>
+              <w:t>14</w:t>
             </w:r>
             <w:r>
               <w:rPr>
@@ -1417,13 +1417,13 @@
               <w:lang w:eastAsia="pl-PL"/>
             </w:rPr>
           </w:pPr>
-          <w:hyperlink w:anchor="_Toc228219110" w:history="1">
+          <w:hyperlink w:anchor="_Toc228220725" w:history="1">
             <w:r>
               <w:rPr>
                 <w:rStyle w:val="Hipercze"/>
                 <w:noProof/>
               </w:rPr>
-              <w:t>5.4</w:t>
+              <w:t>5.2</w:t>
             </w:r>
             <w:r>
               <w:rPr>
@@ -1440,7 +1440,7 @@
                 <w:rStyle w:val="Hipercze"/>
                 <w:noProof/>
               </w:rPr>
-              <w:t>Wyniki ewaluacji</w:t>
+              <w:t>Architektura sieci neuronowej</w:t>
             </w:r>
             <w:r>
               <w:rPr>
@@ -1461,7 +1461,7 @@
                 <w:noProof/>
                 <w:webHidden/>
               </w:rPr>
-              <w:instrText xml:space="preserve"> PAGEREF _Toc228219110 \h </w:instrText>
+              <w:instrText xml:space="preserve"> PAGEREF _Toc228220725 \h </w:instrText>
             </w:r>
             <w:r>
               <w:rPr>
@@ -1481,93 +1481,7 @@
                 <w:noProof/>
                 <w:webHidden/>
               </w:rPr>
-              <w:t>19</w:t>
-            </w:r>
-            <w:r>
-              <w:rPr>
-                <w:noProof/>
-                <w:webHidden/>
-              </w:rPr>
-              <w:fldChar w:fldCharType="end"/>
-            </w:r>
-          </w:hyperlink>
-        </w:p>
-        <w:p>
-          <w:pPr>
-            <w:pStyle w:val="Spistreci1"/>
-            <w:rPr>
-              <w:rFonts w:eastAsiaTheme="minorEastAsia"/>
-              <w:noProof/>
-              <w:sz w:val="24"/>
-              <w:szCs w:val="24"/>
-              <w:lang w:eastAsia="pl-PL"/>
-            </w:rPr>
-          </w:pPr>
-          <w:hyperlink w:anchor="_Toc228219111" w:history="1">
-            <w:r>
-              <w:rPr>
-                <w:rStyle w:val="Hipercze"/>
-                <w:noProof/>
-              </w:rPr>
-              <w:t>6</w:t>
-            </w:r>
-            <w:r>
-              <w:rPr>
-                <w:rFonts w:eastAsiaTheme="minorEastAsia"/>
-                <w:noProof/>
-                <w:sz w:val="24"/>
-                <w:szCs w:val="24"/>
-                <w:lang w:eastAsia="pl-PL"/>
-              </w:rPr>
-              <w:tab/>
-            </w:r>
-            <w:r>
-              <w:rPr>
-                <w:rStyle w:val="Hipercze"/>
-                <w:noProof/>
-              </w:rPr>
-              <w:t>Realizacja systemu w czasie rzeczywistym</w:t>
-            </w:r>
-            <w:r>
-              <w:rPr>
-                <w:noProof/>
-                <w:webHidden/>
-              </w:rPr>
-              <w:tab/>
-            </w:r>
-            <w:r>
-              <w:rPr>
-                <w:noProof/>
-                <w:webHidden/>
-              </w:rPr>
-              <w:fldChar w:fldCharType="begin"/>
-            </w:r>
-            <w:r>
-              <w:rPr>
-                <w:noProof/>
-                <w:webHidden/>
-              </w:rPr>
-              <w:instrText xml:space="preserve"> PAGEREF _Toc228219111 \h </w:instrText>
-            </w:r>
-            <w:r>
-              <w:rPr>
-                <w:noProof/>
-                <w:webHidden/>
-              </w:rPr>
-            </w:r>
-            <w:r>
-              <w:rPr>
-                <w:noProof/>
-                <w:webHidden/>
-              </w:rPr>
-              <w:fldChar w:fldCharType="separate"/>
-            </w:r>
-            <w:r>
-              <w:rPr>
-                <w:noProof/>
-                <w:webHidden/>
-              </w:rPr>
-              <w:t>19</w:t>
+              <w:t>16</w:t>
             </w:r>
             <w:r>
               <w:rPr>
@@ -1593,13 +1507,13 @@
               <w:lang w:eastAsia="pl-PL"/>
             </w:rPr>
           </w:pPr>
-          <w:hyperlink w:anchor="_Toc228219112" w:history="1">
+          <w:hyperlink w:anchor="_Toc228220726" w:history="1">
             <w:r>
               <w:rPr>
                 <w:rStyle w:val="Hipercze"/>
                 <w:noProof/>
               </w:rPr>
-              <w:t>6.1</w:t>
+              <w:t>5.3</w:t>
             </w:r>
             <w:r>
               <w:rPr>
@@ -1616,7 +1530,7 @@
                 <w:rStyle w:val="Hipercze"/>
                 <w:noProof/>
               </w:rPr>
-              <w:t>Emulacja urządzenia</w:t>
+              <w:t>Proces trenowania - przygotowanie danych treningowych, funkcje straty i optymalizatory</w:t>
             </w:r>
             <w:r>
               <w:rPr>
@@ -1637,7 +1551,7 @@
                 <w:noProof/>
                 <w:webHidden/>
               </w:rPr>
-              <w:instrText xml:space="preserve"> PAGEREF _Toc228219112 \h </w:instrText>
+              <w:instrText xml:space="preserve"> PAGEREF _Toc228220726 \h </w:instrText>
             </w:r>
             <w:r>
               <w:rPr>
@@ -1657,7 +1571,7 @@
                 <w:noProof/>
                 <w:webHidden/>
               </w:rPr>
-              <w:t>19</w:t>
+              <w:t>18</w:t>
             </w:r>
             <w:r>
               <w:rPr>
@@ -1683,13 +1597,13 @@
               <w:lang w:eastAsia="pl-PL"/>
             </w:rPr>
           </w:pPr>
-          <w:hyperlink w:anchor="_Toc228219113" w:history="1">
+          <w:hyperlink w:anchor="_Toc228220727" w:history="1">
             <w:r>
               <w:rPr>
                 <w:rStyle w:val="Hipercze"/>
                 <w:noProof/>
               </w:rPr>
-              <w:t>6.2</w:t>
+              <w:t>5.4</w:t>
             </w:r>
             <w:r>
               <w:rPr>
@@ -1706,7 +1620,7 @@
                 <w:rStyle w:val="Hipercze"/>
                 <w:noProof/>
               </w:rPr>
-              <w:t>Konsumpcja i analiza strumieniowa</w:t>
+              <w:t>Wyniki ewaluacji</w:t>
             </w:r>
             <w:r>
               <w:rPr>
@@ -1727,7 +1641,93 @@
                 <w:noProof/>
                 <w:webHidden/>
               </w:rPr>
-              <w:instrText xml:space="preserve"> PAGEREF _Toc228219113 \h </w:instrText>
+              <w:instrText xml:space="preserve"> PAGEREF _Toc228220727 \h </w:instrText>
+            </w:r>
+            <w:r>
+              <w:rPr>
+                <w:noProof/>
+                <w:webHidden/>
+              </w:rPr>
+            </w:r>
+            <w:r>
+              <w:rPr>
+                <w:noProof/>
+                <w:webHidden/>
+              </w:rPr>
+              <w:fldChar w:fldCharType="separate"/>
+            </w:r>
+            <w:r>
+              <w:rPr>
+                <w:noProof/>
+                <w:webHidden/>
+              </w:rPr>
+              <w:t>20</w:t>
+            </w:r>
+            <w:r>
+              <w:rPr>
+                <w:noProof/>
+                <w:webHidden/>
+              </w:rPr>
+              <w:fldChar w:fldCharType="end"/>
+            </w:r>
+          </w:hyperlink>
+        </w:p>
+        <w:p>
+          <w:pPr>
+            <w:pStyle w:val="Spistreci1"/>
+            <w:rPr>
+              <w:rFonts w:eastAsiaTheme="minorEastAsia"/>
+              <w:noProof/>
+              <w:sz w:val="24"/>
+              <w:szCs w:val="24"/>
+              <w:lang w:eastAsia="pl-PL"/>
+            </w:rPr>
+          </w:pPr>
+          <w:hyperlink w:anchor="_Toc228220728" w:history="1">
+            <w:r>
+              <w:rPr>
+                <w:rStyle w:val="Hipercze"/>
+                <w:noProof/>
+              </w:rPr>
+              <w:t>6</w:t>
+            </w:r>
+            <w:r>
+              <w:rPr>
+                <w:rFonts w:eastAsiaTheme="minorEastAsia"/>
+                <w:noProof/>
+                <w:sz w:val="24"/>
+                <w:szCs w:val="24"/>
+                <w:lang w:eastAsia="pl-PL"/>
+              </w:rPr>
+              <w:tab/>
+            </w:r>
+            <w:r>
+              <w:rPr>
+                <w:rStyle w:val="Hipercze"/>
+                <w:noProof/>
+              </w:rPr>
+              <w:t>Realizacja systemu w czasie rzeczywistym</w:t>
+            </w:r>
+            <w:r>
+              <w:rPr>
+                <w:noProof/>
+                <w:webHidden/>
+              </w:rPr>
+              <w:tab/>
+            </w:r>
+            <w:r>
+              <w:rPr>
+                <w:noProof/>
+                <w:webHidden/>
+              </w:rPr>
+              <w:fldChar w:fldCharType="begin"/>
+            </w:r>
+            <w:r>
+              <w:rPr>
+                <w:noProof/>
+                <w:webHidden/>
+              </w:rPr>
+              <w:instrText xml:space="preserve"> PAGEREF _Toc228220728 \h </w:instrText>
             </w:r>
             <w:r>
               <w:rPr>
@@ -1773,13 +1773,13 @@
               <w:lang w:eastAsia="pl-PL"/>
             </w:rPr>
           </w:pPr>
-          <w:hyperlink w:anchor="_Toc228219114" w:history="1">
+          <w:hyperlink w:anchor="_Toc228220729" w:history="1">
             <w:r>
               <w:rPr>
                 <w:rStyle w:val="Hipercze"/>
                 <w:noProof/>
               </w:rPr>
-              <w:t>6.3</w:t>
+              <w:t>6.1</w:t>
             </w:r>
             <w:r>
               <w:rPr>
@@ -1796,6 +1796,186 @@
                 <w:rStyle w:val="Hipercze"/>
                 <w:noProof/>
               </w:rPr>
+              <w:t>Emulacja urządzenia</w:t>
+            </w:r>
+            <w:r>
+              <w:rPr>
+                <w:noProof/>
+                <w:webHidden/>
+              </w:rPr>
+              <w:tab/>
+            </w:r>
+            <w:r>
+              <w:rPr>
+                <w:noProof/>
+                <w:webHidden/>
+              </w:rPr>
+              <w:fldChar w:fldCharType="begin"/>
+            </w:r>
+            <w:r>
+              <w:rPr>
+                <w:noProof/>
+                <w:webHidden/>
+              </w:rPr>
+              <w:instrText xml:space="preserve"> PAGEREF _Toc228220729 \h </w:instrText>
+            </w:r>
+            <w:r>
+              <w:rPr>
+                <w:noProof/>
+                <w:webHidden/>
+              </w:rPr>
+            </w:r>
+            <w:r>
+              <w:rPr>
+                <w:noProof/>
+                <w:webHidden/>
+              </w:rPr>
+              <w:fldChar w:fldCharType="separate"/>
+            </w:r>
+            <w:r>
+              <w:rPr>
+                <w:noProof/>
+                <w:webHidden/>
+              </w:rPr>
+              <w:t>20</w:t>
+            </w:r>
+            <w:r>
+              <w:rPr>
+                <w:noProof/>
+                <w:webHidden/>
+              </w:rPr>
+              <w:fldChar w:fldCharType="end"/>
+            </w:r>
+          </w:hyperlink>
+        </w:p>
+        <w:p>
+          <w:pPr>
+            <w:pStyle w:val="Spistreci2"/>
+            <w:tabs>
+              <w:tab w:val="left" w:pos="960"/>
+              <w:tab w:val="right" w:leader="dot" w:pos="9062"/>
+            </w:tabs>
+            <w:rPr>
+              <w:rFonts w:eastAsiaTheme="minorEastAsia"/>
+              <w:noProof/>
+              <w:sz w:val="24"/>
+              <w:szCs w:val="24"/>
+              <w:lang w:eastAsia="pl-PL"/>
+            </w:rPr>
+          </w:pPr>
+          <w:hyperlink w:anchor="_Toc228220730" w:history="1">
+            <w:r>
+              <w:rPr>
+                <w:rStyle w:val="Hipercze"/>
+                <w:noProof/>
+              </w:rPr>
+              <w:t>6.2</w:t>
+            </w:r>
+            <w:r>
+              <w:rPr>
+                <w:rFonts w:eastAsiaTheme="minorEastAsia"/>
+                <w:noProof/>
+                <w:sz w:val="24"/>
+                <w:szCs w:val="24"/>
+                <w:lang w:eastAsia="pl-PL"/>
+              </w:rPr>
+              <w:tab/>
+            </w:r>
+            <w:r>
+              <w:rPr>
+                <w:rStyle w:val="Hipercze"/>
+                <w:noProof/>
+              </w:rPr>
+              <w:t>Konsumpcja i analiza strumieniowa</w:t>
+            </w:r>
+            <w:r>
+              <w:rPr>
+                <w:noProof/>
+                <w:webHidden/>
+              </w:rPr>
+              <w:tab/>
+            </w:r>
+            <w:r>
+              <w:rPr>
+                <w:noProof/>
+                <w:webHidden/>
+              </w:rPr>
+              <w:fldChar w:fldCharType="begin"/>
+            </w:r>
+            <w:r>
+              <w:rPr>
+                <w:noProof/>
+                <w:webHidden/>
+              </w:rPr>
+              <w:instrText xml:space="preserve"> PAGEREF _Toc228220730 \h </w:instrText>
+            </w:r>
+            <w:r>
+              <w:rPr>
+                <w:noProof/>
+                <w:webHidden/>
+              </w:rPr>
+            </w:r>
+            <w:r>
+              <w:rPr>
+                <w:noProof/>
+                <w:webHidden/>
+              </w:rPr>
+              <w:fldChar w:fldCharType="separate"/>
+            </w:r>
+            <w:r>
+              <w:rPr>
+                <w:noProof/>
+                <w:webHidden/>
+              </w:rPr>
+              <w:t>21</w:t>
+            </w:r>
+            <w:r>
+              <w:rPr>
+                <w:noProof/>
+                <w:webHidden/>
+              </w:rPr>
+              <w:fldChar w:fldCharType="end"/>
+            </w:r>
+          </w:hyperlink>
+        </w:p>
+        <w:p>
+          <w:pPr>
+            <w:pStyle w:val="Spistreci2"/>
+            <w:tabs>
+              <w:tab w:val="left" w:pos="960"/>
+              <w:tab w:val="right" w:leader="dot" w:pos="9062"/>
+            </w:tabs>
+            <w:rPr>
+              <w:rFonts w:eastAsiaTheme="minorEastAsia"/>
+              <w:noProof/>
+              <w:sz w:val="24"/>
+              <w:szCs w:val="24"/>
+              <w:lang w:eastAsia="pl-PL"/>
+            </w:rPr>
+          </w:pPr>
+          <w:hyperlink w:anchor="_Toc228220731" w:history="1">
+            <w:r>
+              <w:rPr>
+                <w:rStyle w:val="Hipercze"/>
+                <w:noProof/>
+              </w:rPr>
+              <w:t>6.3</w:t>
+            </w:r>
+            <w:r>
+              <w:rPr>
+                <w:rFonts w:eastAsiaTheme="minorEastAsia"/>
+                <w:noProof/>
+                <w:sz w:val="24"/>
+                <w:szCs w:val="24"/>
+                <w:lang w:eastAsia="pl-PL"/>
+              </w:rPr>
+              <w:tab/>
+            </w:r>
+            <w:r>
+              <w:rPr>
+                <w:rStyle w:val="Hipercze"/>
+                <w:noProof/>
+              </w:rPr>
               <w:t>Monitoring i wizualizacja</w:t>
             </w:r>
             <w:r>
@@ -1817,7 +1997,7 @@
                 <w:noProof/>
                 <w:webHidden/>
               </w:rPr>
-              <w:instrText xml:space="preserve"> PAGEREF _Toc228219114 \h </w:instrText>
+              <w:instrText xml:space="preserve"> PAGEREF _Toc228220731 \h </w:instrText>
             </w:r>
             <w:r>
               <w:rPr>
@@ -1837,7 +2017,7 @@
                 <w:noProof/>
                 <w:webHidden/>
               </w:rPr>
-              <w:t>20</w:t>
+              <w:t>21</w:t>
             </w:r>
             <w:r>
               <w:rPr>
@@ -1859,7 +2039,7 @@
               <w:lang w:eastAsia="pl-PL"/>
             </w:rPr>
           </w:pPr>
-          <w:hyperlink w:anchor="_Toc228219115" w:history="1">
+          <w:hyperlink w:anchor="_Toc228220732" w:history="1">
             <w:r>
               <w:rPr>
                 <w:rStyle w:val="Hipercze"/>
@@ -1903,7 +2083,7 @@
                 <w:noProof/>
                 <w:webHidden/>
               </w:rPr>
-              <w:instrText xml:space="preserve"> PAGEREF _Toc228219115 \h </w:instrText>
+              <w:instrText xml:space="preserve"> PAGEREF _Toc228220732 \h </w:instrText>
             </w:r>
             <w:r>
               <w:rPr>
@@ -1923,7 +2103,7 @@
                 <w:noProof/>
                 <w:webHidden/>
               </w:rPr>
-              <w:t>20</w:t>
+              <w:t>21</w:t>
             </w:r>
             <w:r>
               <w:rPr>
@@ -1945,7 +2125,7 @@
               <w:lang w:eastAsia="pl-PL"/>
             </w:rPr>
           </w:pPr>
-          <w:hyperlink w:anchor="_Toc228219116" w:history="1">
+          <w:hyperlink w:anchor="_Toc228220733" w:history="1">
             <w:r>
               <w:rPr>
                 <w:rStyle w:val="Hipercze"/>
@@ -1989,7 +2169,7 @@
                 <w:noProof/>
                 <w:webHidden/>
               </w:rPr>
-              <w:instrText xml:space="preserve"> PAGEREF _Toc228219116 \h </w:instrText>
+              <w:instrText xml:space="preserve"> PAGEREF _Toc228220733 \h </w:instrText>
             </w:r>
             <w:r>
               <w:rPr>
@@ -2009,7 +2189,7 @@
                 <w:noProof/>
                 <w:webHidden/>
               </w:rPr>
-              <w:t>20</w:t>
+              <w:t>21</w:t>
             </w:r>
             <w:r>
               <w:rPr>
@@ -2031,7 +2211,7 @@
               <w:lang w:eastAsia="pl-PL"/>
             </w:rPr>
           </w:pPr>
-          <w:hyperlink w:anchor="_Toc228219117" w:history="1">
+          <w:hyperlink w:anchor="_Toc228220734" w:history="1">
             <w:r>
               <w:rPr>
                 <w:rStyle w:val="Hipercze"/>
@@ -2075,7 +2255,7 @@
                 <w:noProof/>
                 <w:webHidden/>
               </w:rPr>
-              <w:instrText xml:space="preserve"> PAGEREF _Toc228219117 \h </w:instrText>
+              <w:instrText xml:space="preserve"> PAGEREF _Toc228220734 \h </w:instrText>
             </w:r>
             <w:r>
               <w:rPr>
@@ -2095,7 +2275,7 @@
                 <w:noProof/>
                 <w:webHidden/>
               </w:rPr>
-              <w:t>22</w:t>
+              <w:t>23</w:t>
             </w:r>
             <w:r>
               <w:rPr>
@@ -2117,7 +2297,7 @@
               <w:lang w:eastAsia="pl-PL"/>
             </w:rPr>
           </w:pPr>
-          <w:hyperlink w:anchor="_Toc228219118" w:history="1">
+          <w:hyperlink w:anchor="_Toc228220735" w:history="1">
             <w:r>
               <w:rPr>
                 <w:rStyle w:val="Hipercze"/>
@@ -2161,7 +2341,7 @@
                 <w:noProof/>
                 <w:webHidden/>
               </w:rPr>
-              <w:instrText xml:space="preserve"> PAGEREF _Toc228219118 \h </w:instrText>
+              <w:instrText xml:space="preserve"> PAGEREF _Toc228220735 \h </w:instrText>
             </w:r>
             <w:r>
               <w:rPr>
@@ -2181,7 +2361,7 @@
                 <w:noProof/>
                 <w:webHidden/>
               </w:rPr>
-              <w:t>22</w:t>
+              <w:t>23</w:t>
             </w:r>
             <w:r>
               <w:rPr>
@@ -2267,7 +2447,7 @@
           <w:lang w:eastAsia="pl-PL"/>
         </w:rPr>
       </w:pPr>
-      <w:bookmarkStart w:id="0" w:name="_Toc228219095"/>
+      <w:bookmarkStart w:id="0" w:name="_Toc228220710"/>
       <w:r>
         <w:rPr>
           <w:rFonts w:eastAsia="Times New Roman"/>
@@ -2433,7 +2613,7 @@
           <w:lang w:eastAsia="pl-PL"/>
         </w:rPr>
       </w:pPr>
-      <w:bookmarkStart w:id="1" w:name="_Toc228219096"/>
+      <w:bookmarkStart w:id="1" w:name="_Toc228220711"/>
       <w:r>
         <w:rPr>
           <w:rFonts w:eastAsia="Times New Roman"/>
@@ -2489,7 +2669,7 @@
           <w:lang w:eastAsia="pl-PL"/>
         </w:rPr>
       </w:pPr>
-      <w:bookmarkStart w:id="2" w:name="_Toc228219097"/>
+      <w:bookmarkStart w:id="2" w:name="_Toc228220712"/>
       <w:r>
         <w:rPr>
           <w:lang w:eastAsia="pl-PL"/>
@@ -3016,7 +3196,7 @@
       <w:pPr>
         <w:pStyle w:val="Nagwek2"/>
       </w:pPr>
-      <w:bookmarkStart w:id="3" w:name="_Toc228219098"/>
+      <w:bookmarkStart w:id="3" w:name="_Toc228220713"/>
       <w:r>
         <w:t xml:space="preserve">Rola </w:t>
       </w:r>
@@ -3321,7 +3501,7 @@
       <w:pPr>
         <w:pStyle w:val="Nagwek2"/>
       </w:pPr>
-      <w:bookmarkStart w:id="4" w:name="_Toc228219099"/>
+      <w:bookmarkStart w:id="4" w:name="_Toc228220714"/>
       <w:r>
         <w:t>P</w:t>
       </w:r>
@@ -3548,45 +3728,25 @@
       <w:r>
         <w:t xml:space="preserve">Rysunek </w:t>
       </w:r>
-      <w:r>
-        <w:fldChar w:fldCharType="begin"/>
-      </w:r>
-      <w:r>
-        <w:instrText xml:space="preserve"> STYLEREF 1 \s </w:instrText>
-      </w:r>
-      <w:r>
-        <w:fldChar w:fldCharType="separate"/>
-      </w:r>
-      <w:r>
-        <w:rPr>
-          <w:noProof/>
-        </w:rPr>
-        <w:t>2</w:t>
-      </w:r>
-      <w:r>
-        <w:fldChar w:fldCharType="end"/>
-      </w:r>
+      <w:fldSimple w:instr=" STYLEREF 1 \s ">
+        <w:r>
+          <w:rPr>
+            <w:noProof/>
+          </w:rPr>
+          <w:t>2</w:t>
+        </w:r>
+      </w:fldSimple>
       <w:r>
         <w:noBreakHyphen/>
       </w:r>
-      <w:r>
-        <w:fldChar w:fldCharType="begin"/>
-      </w:r>
-      <w:r>
-        <w:instrText xml:space="preserve"> SEQ Rysunek \* ARABIC \s 1 </w:instrText>
-      </w:r>
-      <w:r>
-        <w:fldChar w:fldCharType="separate"/>
-      </w:r>
-      <w:r>
-        <w:rPr>
-          <w:noProof/>
-        </w:rPr>
-        <w:t>1</w:t>
-      </w:r>
-      <w:r>
-        <w:fldChar w:fldCharType="end"/>
-      </w:r>
+      <w:fldSimple w:instr=" SEQ Rysunek \* ARABIC \s 1 ">
+        <w:r>
+          <w:rPr>
+            <w:noProof/>
+          </w:rPr>
+          <w:t>1</w:t>
+        </w:r>
+      </w:fldSimple>
       <w:r>
         <w:t xml:space="preserve"> </w:t>
       </w:r>
@@ -3695,7 +3855,7 @@
       <w:pPr>
         <w:pStyle w:val="Nagwek1"/>
       </w:pPr>
-      <w:bookmarkStart w:id="6" w:name="_Toc228219100"/>
+      <w:bookmarkStart w:id="6" w:name="_Toc228220715"/>
       <w:r>
         <w:lastRenderedPageBreak/>
         <w:t>Eksploracyjna analiza danych</w:t>
@@ -3718,23 +3878,7 @@
           <w:sz w:val="24"/>
           <w:szCs w:val="24"/>
         </w:rPr>
-        <w:t xml:space="preserve">Przed przystąpieniem do budowy i trenowania modelu przeprowadzono eksploracyjną analizę danych (EDA), której celem było szczegółowe rozpoznanie struktury zbioru, identyfikacja </w:t>
-      </w:r>
-      <w:r>
-        <w:rPr>
-          <w:rFonts w:ascii="Times New Roman" w:hAnsi="Times New Roman" w:cs="Times New Roman"/>
-          <w:sz w:val="24"/>
-          <w:szCs w:val="24"/>
-        </w:rPr>
-        <w:t>p</w:t>
-      </w:r>
-      <w:r>
-        <w:rPr>
-          <w:rFonts w:ascii="Times New Roman" w:hAnsi="Times New Roman" w:cs="Times New Roman"/>
-          <w:sz w:val="24"/>
-          <w:szCs w:val="24"/>
-        </w:rPr>
-        <w:t>otencjalnych problemów (takich jak nierównowaga klas) oraz</w:t>
+        <w:t>Przed przystąpieniem do budowy i trenowania modelu przeprowadzono eksploracyjną analizę danych (EDA), której celem było szczegółowe rozpoznanie struktury zbioru, identyfikacja potencjalnych problemów (takich jak nierównowaga klas) oraz</w:t>
       </w:r>
       <w:r>
         <w:rPr>
@@ -3750,23 +3894,7 @@
           <w:sz w:val="24"/>
           <w:szCs w:val="24"/>
         </w:rPr>
-        <w:t>weryfikacja, czy wyekstrahowane cechy sygnału niosą informację zdolną odróżnić poszczególne typy pobudzeń. Analiza objęła</w:t>
-      </w:r>
-      <w:r>
-        <w:rPr>
-          <w:rFonts w:ascii="Times New Roman" w:hAnsi="Times New Roman" w:cs="Times New Roman"/>
-          <w:sz w:val="24"/>
-          <w:szCs w:val="24"/>
-        </w:rPr>
-        <w:t xml:space="preserve"> </w:t>
-      </w:r>
-      <w:r>
-        <w:rPr>
-          <w:rFonts w:ascii="Times New Roman" w:hAnsi="Times New Roman" w:cs="Times New Roman"/>
-          <w:sz w:val="24"/>
-          <w:szCs w:val="24"/>
-        </w:rPr>
-        <w:t xml:space="preserve"> zbiory </w:t>
+        <w:t xml:space="preserve">weryfikacja, czy wyekstrahowane cechy sygnału niosą informację zdolną odróżnić poszczególne typy pobudzeń. Analiza objęła  zbiory </w:t>
       </w:r>
       <w:commentRangeStart w:id="7"/>
       <w:r>
@@ -3816,7 +3944,7 @@
       <w:pPr>
         <w:pStyle w:val="Nagwek2"/>
       </w:pPr>
-      <w:bookmarkStart w:id="8" w:name="_Toc228219101"/>
+      <w:bookmarkStart w:id="8" w:name="_Toc228220716"/>
       <w:r>
         <w:t>Źródło danych</w:t>
       </w:r>
@@ -4088,7 +4216,7 @@
       <w:pPr>
         <w:pStyle w:val="Nagwek2"/>
       </w:pPr>
-      <w:bookmarkStart w:id="9" w:name="_Toc228219102"/>
+      <w:bookmarkStart w:id="9" w:name="_Toc228220717"/>
       <w:r>
         <w:t>Charakterystyka zmiennych i struktury zbioru</w:t>
       </w:r>
@@ -4166,23 +4294,7 @@
           <w:sz w:val="24"/>
           <w:szCs w:val="24"/>
         </w:rPr>
-        <w:t xml:space="preserve">X </w:t>
-      </w:r>
-      <w:r>
-        <w:rPr>
-          <w:rFonts w:ascii="Times New Roman" w:hAnsi="Times New Roman" w:cs="Times New Roman"/>
-          <w:sz w:val="24"/>
-          <w:szCs w:val="24"/>
-        </w:rPr>
-        <w:t xml:space="preserve">- </w:t>
-      </w:r>
-      <w:r>
-        <w:rPr>
-          <w:rFonts w:ascii="Times New Roman" w:hAnsi="Times New Roman" w:cs="Times New Roman"/>
-          <w:sz w:val="24"/>
-          <w:szCs w:val="24"/>
-        </w:rPr>
-        <w:t xml:space="preserve"> macierz o wymiarach (360 × 2), zawierająca 360 kolejnych próbek sygnału EKG (okno 1-sekundowe przy fs = 360 Hz) dla dwóch odprowadzeń: Lead I i Lead II. Jest to zmienna wejściowa modelu.</w:t>
+        <w:t>X -  macierz o wymiarach (360 × 2), zawierająca 360 kolejnych próbek sygnału EKG (okno 1-sekundowe przy fs = 360 Hz) dla dwóch odprowadzeń: Lead I i Lead II. Jest to zmienna wejściowa modelu.</w:t>
       </w:r>
     </w:p>
     <w:p>
@@ -4206,23 +4318,7 @@
           <w:sz w:val="24"/>
           <w:szCs w:val="24"/>
         </w:rPr>
-        <w:t xml:space="preserve">y </w:t>
-      </w:r>
-      <w:r>
-        <w:rPr>
-          <w:rFonts w:ascii="Times New Roman" w:hAnsi="Times New Roman" w:cs="Times New Roman"/>
-          <w:sz w:val="24"/>
-          <w:szCs w:val="24"/>
-        </w:rPr>
-        <w:t>-</w:t>
-      </w:r>
-      <w:r>
-        <w:rPr>
-          <w:rFonts w:ascii="Times New Roman" w:hAnsi="Times New Roman" w:cs="Times New Roman"/>
-          <w:sz w:val="24"/>
-          <w:szCs w:val="24"/>
-        </w:rPr>
-        <w:t xml:space="preserve"> etykieta klasy pobudzenia zgodna ze standardem AAMI EC57, przyjmująca jedną z pięciu wartości nominalnych: N, S, V,  F, Q</w:t>
+        <w:t>y - etykieta klasy pobudzenia zgodna ze standardem AAMI EC57, przyjmująca jedną z pięciu wartości nominalnych: N, S, V,  F, Q</w:t>
       </w:r>
       <w:r>
         <w:rPr>
@@ -4823,50 +4919,27 @@
       </w:pPr>
       <w:bookmarkStart w:id="10" w:name="_Toc228220114"/>
       <w:r>
-        <w:t>Tabela</w:t>
-      </w:r>
-      <w:r>
-        <w:t xml:space="preserve"> </w:t>
-      </w:r>
-      <w:r>
-        <w:fldChar w:fldCharType="begin"/>
-      </w:r>
-      <w:r>
-        <w:instrText xml:space="preserve"> STYLEREF 1 \s </w:instrText>
-      </w:r>
-      <w:r>
-        <w:fldChar w:fldCharType="separate"/>
-      </w:r>
-      <w:r>
-        <w:rPr>
-          <w:noProof/>
-        </w:rPr>
-        <w:t>3</w:t>
-      </w:r>
-      <w:r>
-        <w:fldChar w:fldCharType="end"/>
-      </w:r>
+        <w:t xml:space="preserve">Tabela </w:t>
+      </w:r>
+      <w:fldSimple w:instr=" STYLEREF 1 \s ">
+        <w:r>
+          <w:rPr>
+            <w:noProof/>
+          </w:rPr>
+          <w:t>3</w:t>
+        </w:r>
+      </w:fldSimple>
       <w:r>
         <w:noBreakHyphen/>
       </w:r>
-      <w:r>
-        <w:fldChar w:fldCharType="begin"/>
-      </w:r>
-      <w:r>
-        <w:instrText xml:space="preserve"> SEQ Tabela \* ARABIC \s 1 </w:instrText>
-      </w:r>
-      <w:r>
-        <w:fldChar w:fldCharType="separate"/>
-      </w:r>
-      <w:r>
-        <w:rPr>
-          <w:noProof/>
-        </w:rPr>
-        <w:t>1</w:t>
-      </w:r>
-      <w:r>
-        <w:fldChar w:fldCharType="end"/>
-      </w:r>
+      <w:fldSimple w:instr=" SEQ Tabela \* ARABIC \s 1 ">
+        <w:r>
+          <w:rPr>
+            <w:noProof/>
+          </w:rPr>
+          <w:t>1</w:t>
+        </w:r>
+      </w:fldSimple>
       <w:r>
         <w:t xml:space="preserve"> Mapowanie klas pobudzeni zgodnie ze standardem AAMI EC57.</w:t>
       </w:r>
@@ -4904,15 +4977,7 @@
           <w:sz w:val="24"/>
           <w:szCs w:val="24"/>
         </w:rPr>
-        <w:t xml:space="preserve">arytmii, natomiast klasy F i Q grupują pobudzenia rzadkie lub niejednoznaczne. Obserwacje z etykietami </w:t>
-      </w:r>
-      <w:r>
-        <w:rPr>
-          <w:rFonts w:ascii="Times New Roman" w:hAnsi="Times New Roman" w:cs="Times New Roman"/>
-          <w:sz w:val="24"/>
-          <w:szCs w:val="24"/>
-        </w:rPr>
-        <w:t>niesklasyfikowanymi</w:t>
+        <w:t>arytmii, natomiast klasy F i Q grupują pobudzenia rzadkie lub niejednoznaczne. Obserwacje z etykietami niesklasyfikowanymi</w:t>
       </w:r>
       <w:r>
         <w:rPr>
@@ -4962,7 +5027,7 @@
           <w:noProof/>
         </w:rPr>
         <w:drawing>
-          <wp:inline distT="0" distB="0" distL="0" distR="0" wp14:anchorId="56229CD0" wp14:editId="70275411">
+          <wp:inline distT="0" distB="0" distL="0" distR="0" wp14:anchorId="56229CD0" wp14:editId="3A3D6BBC">
             <wp:extent cx="5759450" cy="3422650"/>
             <wp:effectExtent l="0" t="0" r="0" b="6350"/>
             <wp:docPr id="386852549" name="Obraz 10"/>
@@ -5019,45 +5084,25 @@
       <w:r>
         <w:t xml:space="preserve">Rysunek </w:t>
       </w:r>
-      <w:r>
-        <w:fldChar w:fldCharType="begin"/>
-      </w:r>
-      <w:r>
-        <w:instrText xml:space="preserve"> STYLEREF 1 \s </w:instrText>
-      </w:r>
-      <w:r>
-        <w:fldChar w:fldCharType="separate"/>
-      </w:r>
-      <w:r>
-        <w:rPr>
-          <w:noProof/>
-        </w:rPr>
-        <w:t>3</w:t>
-      </w:r>
-      <w:r>
-        <w:fldChar w:fldCharType="end"/>
-      </w:r>
+      <w:fldSimple w:instr=" STYLEREF 1 \s ">
+        <w:r>
+          <w:rPr>
+            <w:noProof/>
+          </w:rPr>
+          <w:t>3</w:t>
+        </w:r>
+      </w:fldSimple>
       <w:r>
         <w:noBreakHyphen/>
       </w:r>
-      <w:r>
-        <w:fldChar w:fldCharType="begin"/>
-      </w:r>
-      <w:r>
-        <w:instrText xml:space="preserve"> SEQ Rysunek \* ARABIC \s 1 </w:instrText>
-      </w:r>
-      <w:r>
-        <w:fldChar w:fldCharType="separate"/>
-      </w:r>
-      <w:r>
-        <w:rPr>
-          <w:noProof/>
-        </w:rPr>
-        <w:t>1</w:t>
-      </w:r>
-      <w:r>
-        <w:fldChar w:fldCharType="end"/>
-      </w:r>
+      <w:fldSimple w:instr=" SEQ Rysunek \* ARABIC \s 1 ">
+        <w:r>
+          <w:rPr>
+            <w:noProof/>
+          </w:rPr>
+          <w:t>1</w:t>
+        </w:r>
+      </w:fldSimple>
       <w:r>
         <w:t xml:space="preserve"> </w:t>
       </w:r>
@@ -6065,45 +6110,25 @@
       <w:r>
         <w:t xml:space="preserve">Tabela </w:t>
       </w:r>
-      <w:r>
-        <w:fldChar w:fldCharType="begin"/>
-      </w:r>
-      <w:r>
-        <w:instrText xml:space="preserve"> STYLEREF 1 \s </w:instrText>
-      </w:r>
-      <w:r>
-        <w:fldChar w:fldCharType="separate"/>
-      </w:r>
-      <w:r>
-        <w:rPr>
-          <w:noProof/>
-        </w:rPr>
-        <w:t>3</w:t>
-      </w:r>
-      <w:r>
-        <w:fldChar w:fldCharType="end"/>
-      </w:r>
+      <w:fldSimple w:instr=" STYLEREF 1 \s ">
+        <w:r>
+          <w:rPr>
+            <w:noProof/>
+          </w:rPr>
+          <w:t>3</w:t>
+        </w:r>
+      </w:fldSimple>
       <w:r>
         <w:noBreakHyphen/>
       </w:r>
-      <w:r>
-        <w:fldChar w:fldCharType="begin"/>
-      </w:r>
-      <w:r>
-        <w:instrText xml:space="preserve"> SEQ Tabela \* ARABIC \s 1 </w:instrText>
-      </w:r>
-      <w:r>
-        <w:fldChar w:fldCharType="separate"/>
-      </w:r>
-      <w:r>
-        <w:rPr>
-          <w:noProof/>
-        </w:rPr>
-        <w:t>2</w:t>
-      </w:r>
-      <w:r>
-        <w:fldChar w:fldCharType="end"/>
-      </w:r>
+      <w:fldSimple w:instr=" SEQ Tabela \* ARABIC \s 1 ">
+        <w:r>
+          <w:rPr>
+            <w:noProof/>
+          </w:rPr>
+          <w:t>2</w:t>
+        </w:r>
+      </w:fldSimple>
       <w:r>
         <w:t xml:space="preserve"> Proporcje pobudzeni w klasach</w:t>
       </w:r>
@@ -6180,9 +6205,11 @@
       <w:r>
         <w:t xml:space="preserve"> </w:t>
       </w:r>
+      <w:bookmarkStart w:id="13" w:name="_Toc228220718"/>
       <w:r>
         <w:t>Statystyki opisowe sygnału</w:t>
       </w:r>
+      <w:bookmarkEnd w:id="13"/>
     </w:p>
     <w:p>
       <w:pPr>
@@ -6288,31 +6315,7 @@
                 <w:sz w:val="20"/>
                 <w:szCs w:val="20"/>
               </w:rPr>
-              <w:t xml:space="preserve">Średnia </w:t>
-            </w:r>
-            <w:r>
-              <w:rPr>
-                <w:rFonts w:ascii="Times New Roman" w:hAnsi="Times New Roman" w:cs="Times New Roman"/>
-                <w:sz w:val="20"/>
-                <w:szCs w:val="20"/>
-              </w:rPr>
-              <w:t>[</w:t>
-            </w:r>
-            <w:r>
-              <w:rPr>
-                <w:rFonts w:ascii="Times New Roman" w:hAnsi="Times New Roman" w:cs="Times New Roman"/>
-                <w:sz w:val="20"/>
-                <w:szCs w:val="20"/>
-              </w:rPr>
-              <w:t>mV</w:t>
-            </w:r>
-            <w:r>
-              <w:rPr>
-                <w:rFonts w:ascii="Times New Roman" w:hAnsi="Times New Roman" w:cs="Times New Roman"/>
-                <w:sz w:val="20"/>
-                <w:szCs w:val="20"/>
-              </w:rPr>
-              <w:t>]</w:t>
+              <w:t>Średnia [mV]</w:t>
             </w:r>
           </w:p>
         </w:tc>
@@ -6336,31 +6339,7 @@
                 <w:sz w:val="20"/>
                 <w:szCs w:val="20"/>
               </w:rPr>
-              <w:t xml:space="preserve">Odch. std </w:t>
-            </w:r>
-            <w:r>
-              <w:rPr>
-                <w:rFonts w:ascii="Times New Roman" w:hAnsi="Times New Roman" w:cs="Times New Roman"/>
-                <w:sz w:val="20"/>
-                <w:szCs w:val="20"/>
-              </w:rPr>
-              <w:t>[</w:t>
-            </w:r>
-            <w:r>
-              <w:rPr>
-                <w:rFonts w:ascii="Times New Roman" w:hAnsi="Times New Roman" w:cs="Times New Roman"/>
-                <w:sz w:val="20"/>
-                <w:szCs w:val="20"/>
-              </w:rPr>
-              <w:t>mV</w:t>
-            </w:r>
-            <w:r>
-              <w:rPr>
-                <w:rFonts w:ascii="Times New Roman" w:hAnsi="Times New Roman" w:cs="Times New Roman"/>
-                <w:sz w:val="20"/>
-                <w:szCs w:val="20"/>
-              </w:rPr>
-              <w:t>]</w:t>
+              <w:t>Odch. std [mV]</w:t>
             </w:r>
           </w:p>
         </w:tc>
@@ -6384,31 +6363,7 @@
                 <w:sz w:val="20"/>
                 <w:szCs w:val="20"/>
               </w:rPr>
-              <w:t xml:space="preserve">Min </w:t>
-            </w:r>
-            <w:r>
-              <w:rPr>
-                <w:rFonts w:ascii="Times New Roman" w:hAnsi="Times New Roman" w:cs="Times New Roman"/>
-                <w:sz w:val="20"/>
-                <w:szCs w:val="20"/>
-              </w:rPr>
-              <w:t>[</w:t>
-            </w:r>
-            <w:r>
-              <w:rPr>
-                <w:rFonts w:ascii="Times New Roman" w:hAnsi="Times New Roman" w:cs="Times New Roman"/>
-                <w:sz w:val="20"/>
-                <w:szCs w:val="20"/>
-              </w:rPr>
-              <w:t>mV</w:t>
-            </w:r>
-            <w:r>
-              <w:rPr>
-                <w:rFonts w:ascii="Times New Roman" w:hAnsi="Times New Roman" w:cs="Times New Roman"/>
-                <w:sz w:val="20"/>
-                <w:szCs w:val="20"/>
-              </w:rPr>
-              <w:t>]</w:t>
+              <w:t>Min [mV]</w:t>
             </w:r>
           </w:p>
         </w:tc>
@@ -6432,31 +6387,7 @@
                 <w:sz w:val="20"/>
                 <w:szCs w:val="20"/>
               </w:rPr>
-              <w:t xml:space="preserve">Max </w:t>
-            </w:r>
-            <w:r>
-              <w:rPr>
-                <w:rFonts w:ascii="Times New Roman" w:hAnsi="Times New Roman" w:cs="Times New Roman"/>
-                <w:sz w:val="20"/>
-                <w:szCs w:val="20"/>
-              </w:rPr>
-              <w:t>[</w:t>
-            </w:r>
-            <w:r>
-              <w:rPr>
-                <w:rFonts w:ascii="Times New Roman" w:hAnsi="Times New Roman" w:cs="Times New Roman"/>
-                <w:sz w:val="20"/>
-                <w:szCs w:val="20"/>
-              </w:rPr>
-              <w:t>mV</w:t>
-            </w:r>
-            <w:r>
-              <w:rPr>
-                <w:rFonts w:ascii="Times New Roman" w:hAnsi="Times New Roman" w:cs="Times New Roman"/>
-                <w:sz w:val="20"/>
-                <w:szCs w:val="20"/>
-              </w:rPr>
-              <w:t>]</w:t>
+              <w:t>Max [mV]</w:t>
             </w:r>
           </w:p>
         </w:tc>
@@ -7085,53 +7016,33 @@
       <w:pPr>
         <w:pStyle w:val="Legenda"/>
       </w:pPr>
-      <w:bookmarkStart w:id="13" w:name="_Toc228220116"/>
+      <w:bookmarkStart w:id="14" w:name="_Toc228220116"/>
       <w:r>
         <w:t xml:space="preserve">Tabela </w:t>
       </w:r>
-      <w:r>
-        <w:fldChar w:fldCharType="begin"/>
-      </w:r>
-      <w:r>
-        <w:instrText xml:space="preserve"> STYLEREF 1 \s </w:instrText>
-      </w:r>
-      <w:r>
-        <w:fldChar w:fldCharType="separate"/>
-      </w:r>
-      <w:r>
-        <w:rPr>
-          <w:noProof/>
-        </w:rPr>
-        <w:t>3</w:t>
-      </w:r>
-      <w:r>
-        <w:fldChar w:fldCharType="end"/>
-      </w:r>
+      <w:fldSimple w:instr=" STYLEREF 1 \s ">
+        <w:r>
+          <w:rPr>
+            <w:noProof/>
+          </w:rPr>
+          <w:t>3</w:t>
+        </w:r>
+      </w:fldSimple>
       <w:r>
         <w:noBreakHyphen/>
       </w:r>
-      <w:r>
-        <w:fldChar w:fldCharType="begin"/>
-      </w:r>
-      <w:r>
-        <w:instrText xml:space="preserve"> SEQ Tabela \* ARABIC \s 1 </w:instrText>
-      </w:r>
-      <w:r>
-        <w:fldChar w:fldCharType="separate"/>
-      </w:r>
-      <w:r>
-        <w:rPr>
-          <w:noProof/>
-        </w:rPr>
-        <w:t>3</w:t>
-      </w:r>
-      <w:r>
-        <w:fldChar w:fldCharType="end"/>
-      </w:r>
+      <w:fldSimple w:instr=" SEQ Tabela \* ARABIC \s 1 ">
+        <w:r>
+          <w:rPr>
+            <w:noProof/>
+          </w:rPr>
+          <w:t>3</w:t>
+        </w:r>
+      </w:fldSimple>
       <w:r>
         <w:t xml:space="preserve"> Statystyki amplitudy sygnału w zbiorze danych</w:t>
       </w:r>
-      <w:bookmarkEnd w:id="13"/>
+      <w:bookmarkEnd w:id="14"/>
     </w:p>
     <w:p>
       <w:pPr>
@@ -7149,23 +7060,7 @@
           <w:sz w:val="24"/>
           <w:szCs w:val="24"/>
         </w:rPr>
-        <w:t>Klasa V wyróżnia się wyraźnie większym odchyleniem standardowym (0,640 mV wobec 0,326 mV dla S), co odzwierciedla charakterystyczną morfologię pobudzeń komorowych — szerokie, zniekształcone zespoły QRS o dużej amplitudzie i zmiennym</w:t>
-      </w:r>
-      <w:r>
-        <w:rPr>
-          <w:rFonts w:ascii="Times New Roman" w:hAnsi="Times New Roman" w:cs="Times New Roman"/>
-          <w:sz w:val="24"/>
-          <w:szCs w:val="24"/>
-        </w:rPr>
-        <w:t xml:space="preserve"> </w:t>
-      </w:r>
-      <w:r>
-        <w:rPr>
-          <w:rFonts w:ascii="Times New Roman" w:hAnsi="Times New Roman" w:cs="Times New Roman"/>
-          <w:sz w:val="24"/>
-          <w:szCs w:val="24"/>
-        </w:rPr>
-        <w:t xml:space="preserve">kształcie. Klasa N ma najszerszy </w:t>
+        <w:t xml:space="preserve">Klasa V wyróżnia się wyraźnie większym odchyleniem standardowym (0,640 mV wobec 0,326 mV dla S), co odzwierciedla charakterystyczną morfologię pobudzeń komorowych — szerokie, zniekształcone zespoły QRS o dużej amplitudzie i zmiennym kształcie. Klasa N ma najszerszy </w:t>
       </w:r>
       <w:r>
         <w:rPr>
@@ -7203,7 +7098,7 @@
           <w:szCs w:val="24"/>
         </w:rPr>
         <w:drawing>
-          <wp:inline distT="0" distB="0" distL="0" distR="0" wp14:anchorId="5842C490" wp14:editId="456F9A25">
+          <wp:inline distT="0" distB="0" distL="0" distR="0" wp14:anchorId="5842C490" wp14:editId="20280465">
             <wp:extent cx="5753100" cy="2203450"/>
             <wp:effectExtent l="0" t="0" r="0" b="6350"/>
             <wp:docPr id="703982334" name="Obraz 11"/>
@@ -7256,64 +7151,46 @@
       <w:pPr>
         <w:pStyle w:val="Legenda"/>
       </w:pPr>
-      <w:bookmarkStart w:id="14" w:name="_Toc228220111"/>
+      <w:bookmarkStart w:id="15" w:name="_Toc228220111"/>
       <w:r>
         <w:t xml:space="preserve">Rysunek </w:t>
       </w:r>
-      <w:r>
-        <w:fldChar w:fldCharType="begin"/>
-      </w:r>
-      <w:r>
-        <w:instrText xml:space="preserve"> STYLEREF 1 \s </w:instrText>
-      </w:r>
-      <w:r>
-        <w:fldChar w:fldCharType="separate"/>
-      </w:r>
-      <w:r>
-        <w:rPr>
-          <w:noProof/>
-        </w:rPr>
-        <w:t>3</w:t>
-      </w:r>
-      <w:r>
-        <w:fldChar w:fldCharType="end"/>
-      </w:r>
+      <w:fldSimple w:instr=" STYLEREF 1 \s ">
+        <w:r>
+          <w:rPr>
+            <w:noProof/>
+          </w:rPr>
+          <w:t>3</w:t>
+        </w:r>
+      </w:fldSimple>
       <w:r>
         <w:noBreakHyphen/>
       </w:r>
-      <w:r>
-        <w:fldChar w:fldCharType="begin"/>
-      </w:r>
-      <w:r>
-        <w:instrText xml:space="preserve"> SEQ Rysunek \* ARABIC \s 1 </w:instrText>
-      </w:r>
-      <w:r>
-        <w:fldChar w:fldCharType="separate"/>
-      </w:r>
-      <w:r>
-        <w:rPr>
-          <w:noProof/>
-        </w:rPr>
-        <w:t>2</w:t>
-      </w:r>
-      <w:r>
-        <w:fldChar w:fldCharType="end"/>
-      </w:r>
+      <w:fldSimple w:instr=" SEQ Rysunek \* ARABIC \s 1 ">
+        <w:r>
+          <w:rPr>
+            <w:noProof/>
+          </w:rPr>
+          <w:t>2</w:t>
+        </w:r>
+      </w:fldSimple>
       <w:r>
         <w:t xml:space="preserve"> Rozkład amplitud sygnału EKG</w:t>
       </w:r>
-      <w:bookmarkEnd w:id="14"/>
+      <w:bookmarkEnd w:id="15"/>
     </w:p>
     <w:p>
       <w:pPr>
         <w:pStyle w:val="Nagwek2"/>
       </w:pPr>
+      <w:bookmarkStart w:id="16" w:name="_Toc228220719"/>
       <w:r>
         <w:t xml:space="preserve">Analiza morfologiczna </w:t>
       </w:r>
       <w:r>
         <w:t>pobudzeni</w:t>
       </w:r>
+      <w:bookmarkEnd w:id="16"/>
     </w:p>
     <w:p>
       <w:pPr>
@@ -7421,54 +7298,34 @@
         <w:pStyle w:val="Legenda"/>
         <w:keepNext/>
       </w:pPr>
-      <w:bookmarkStart w:id="15" w:name="_Toc228220112"/>
+      <w:bookmarkStart w:id="17" w:name="_Toc228220112"/>
       <w:r>
         <w:lastRenderedPageBreak/>
         <w:t xml:space="preserve">Rysunek </w:t>
       </w:r>
-      <w:r>
-        <w:fldChar w:fldCharType="begin"/>
-      </w:r>
-      <w:r>
-        <w:instrText xml:space="preserve"> STYLEREF 1 \s </w:instrText>
-      </w:r>
-      <w:r>
-        <w:fldChar w:fldCharType="separate"/>
-      </w:r>
-      <w:r>
-        <w:rPr>
-          <w:noProof/>
-        </w:rPr>
-        <w:t>3</w:t>
-      </w:r>
-      <w:r>
-        <w:fldChar w:fldCharType="end"/>
-      </w:r>
+      <w:fldSimple w:instr=" STYLEREF 1 \s ">
+        <w:r>
+          <w:rPr>
+            <w:noProof/>
+          </w:rPr>
+          <w:t>3</w:t>
+        </w:r>
+      </w:fldSimple>
       <w:r>
         <w:noBreakHyphen/>
       </w:r>
-      <w:r>
-        <w:fldChar w:fldCharType="begin"/>
-      </w:r>
-      <w:r>
-        <w:instrText xml:space="preserve"> SEQ Rysunek \* ARABIC \s 1 </w:instrText>
-      </w:r>
-      <w:r>
-        <w:fldChar w:fldCharType="separate"/>
-      </w:r>
-      <w:r>
-        <w:rPr>
-          <w:noProof/>
-        </w:rPr>
-        <w:t>3</w:t>
-      </w:r>
-      <w:r>
-        <w:fldChar w:fldCharType="end"/>
-      </w:r>
+      <w:fldSimple w:instr=" SEQ Rysunek \* ARABIC \s 1 ">
+        <w:r>
+          <w:rPr>
+            <w:noProof/>
+          </w:rPr>
+          <w:t>3</w:t>
+        </w:r>
+      </w:fldSimple>
       <w:r>
         <w:t xml:space="preserve"> Przykładowe przebiegi QRS dla klas.</w:t>
       </w:r>
-      <w:bookmarkEnd w:id="15"/>
+      <w:bookmarkEnd w:id="17"/>
     </w:p>
     <w:p>
       <w:pPr>
@@ -7534,53 +7391,33 @@
       <w:pPr>
         <w:pStyle w:val="Legenda"/>
       </w:pPr>
-      <w:bookmarkStart w:id="16" w:name="_Toc228220113"/>
+      <w:bookmarkStart w:id="18" w:name="_Toc228220113"/>
       <w:r>
         <w:t xml:space="preserve">Rysunek </w:t>
       </w:r>
-      <w:r>
-        <w:fldChar w:fldCharType="begin"/>
-      </w:r>
-      <w:r>
-        <w:instrText xml:space="preserve"> STYLEREF 1 \s </w:instrText>
-      </w:r>
-      <w:r>
-        <w:fldChar w:fldCharType="separate"/>
-      </w:r>
-      <w:r>
-        <w:rPr>
-          <w:noProof/>
-        </w:rPr>
-        <w:t>3</w:t>
-      </w:r>
-      <w:r>
-        <w:fldChar w:fldCharType="end"/>
-      </w:r>
+      <w:fldSimple w:instr=" STYLEREF 1 \s ">
+        <w:r>
+          <w:rPr>
+            <w:noProof/>
+          </w:rPr>
+          <w:t>3</w:t>
+        </w:r>
+      </w:fldSimple>
       <w:r>
         <w:noBreakHyphen/>
       </w:r>
-      <w:r>
-        <w:fldChar w:fldCharType="begin"/>
-      </w:r>
-      <w:r>
-        <w:instrText xml:space="preserve"> SEQ Rysunek \* ARABIC \s 1 </w:instrText>
-      </w:r>
-      <w:r>
-        <w:fldChar w:fldCharType="separate"/>
-      </w:r>
-      <w:r>
-        <w:rPr>
-          <w:noProof/>
-        </w:rPr>
-        <w:t>4</w:t>
-      </w:r>
-      <w:r>
-        <w:fldChar w:fldCharType="end"/>
-      </w:r>
+      <w:fldSimple w:instr=" SEQ Rysunek \* ARABIC \s 1 ">
+        <w:r>
+          <w:rPr>
+            <w:noProof/>
+          </w:rPr>
+          <w:t>4</w:t>
+        </w:r>
+      </w:fldSimple>
       <w:r>
         <w:t xml:space="preserve"> Uśredniony przebieg QRS</w:t>
       </w:r>
-      <w:bookmarkEnd w:id="16"/>
+      <w:bookmarkEnd w:id="18"/>
     </w:p>
     <w:p>
       <w:r>
@@ -7623,35 +7460,7 @@
           <w:sz w:val="24"/>
           <w:szCs w:val="24"/>
         </w:rPr>
-        <w:t xml:space="preserve">Klasa N </w:t>
-      </w:r>
-      <w:r>
-        <w:rPr>
-          <w:sz w:val="24"/>
-          <w:szCs w:val="24"/>
-        </w:rPr>
-        <w:t>-</w:t>
-      </w:r>
-      <w:r>
-        <w:rPr>
-          <w:sz w:val="24"/>
-          <w:szCs w:val="24"/>
-        </w:rPr>
-        <w:t xml:space="preserve"> charakterystyczny kształt z wyraźnym załamkiem R o wysokiej amplitudzie, poprzedzony niewielkim zagłębieniem Q</w:t>
-      </w:r>
-      <w:r>
-        <w:rPr>
-          <w:sz w:val="24"/>
-          <w:szCs w:val="24"/>
-        </w:rPr>
-        <w:t xml:space="preserve"> </w:t>
-      </w:r>
-      <w:r>
-        <w:rPr>
-          <w:sz w:val="24"/>
-          <w:szCs w:val="24"/>
-        </w:rPr>
-        <w:t>i zakończony łagodnym załamkiem S. Widoczna jest dobra powtarzalność kształtu (wąski przedział ±1σ).</w:t>
+        <w:t>Klasa N - charakterystyczny kształt z wyraźnym załamkiem R o wysokiej amplitudzie, poprzedzony niewielkim zagłębieniem Q i zakończony łagodnym załamkiem S. Widoczna jest dobra powtarzalność kształtu (wąski przedział ±1σ).</w:t>
       </w:r>
     </w:p>
     <w:p>
@@ -7673,21 +7482,7 @@
           <w:sz w:val="24"/>
           <w:szCs w:val="24"/>
         </w:rPr>
-        <w:t xml:space="preserve">Klasa V </w:t>
-      </w:r>
-      <w:r>
-        <w:rPr>
-          <w:sz w:val="24"/>
-          <w:szCs w:val="24"/>
-        </w:rPr>
-        <w:t>-</w:t>
-      </w:r>
-      <w:r>
-        <w:rPr>
-          <w:sz w:val="24"/>
-          <w:szCs w:val="24"/>
-        </w:rPr>
-        <w:t xml:space="preserve"> szerokie, nieprawidłowe zespoły QRS o zmiennej polaryzacji, wyraźnie różniące się od normalnego wzorca. Duże  odchylenie standardowe wskazuje na heterogeniczność morfologiczną w obrębie klasy.</w:t>
+        <w:t>Klasa V - szerokie, nieprawidłowe zespoły QRS o zmiennej polaryzacji, wyraźnie różniące się od normalnego wzorca. Duże  odchylenie standardowe wskazuje na heterogeniczność morfologiczną w obrębie klasy.</w:t>
       </w:r>
     </w:p>
     <w:p>
@@ -7705,21 +7500,7 @@
           <w:sz w:val="24"/>
           <w:szCs w:val="24"/>
         </w:rPr>
-        <w:t xml:space="preserve">Klasa S </w:t>
-      </w:r>
-      <w:r>
-        <w:rPr>
-          <w:sz w:val="24"/>
-          <w:szCs w:val="24"/>
-        </w:rPr>
-        <w:t>-</w:t>
-      </w:r>
-      <w:r>
-        <w:rPr>
-          <w:sz w:val="24"/>
-          <w:szCs w:val="24"/>
-        </w:rPr>
-        <w:t xml:space="preserve"> kształt zbliżony do normalnego, jednak z wcześniejszym wystąpieniem załamka R i zmodyfikowanym odcinkiem ST,  co odzwierciedla nadkomorowe pochodzenie pobudzenia.</w:t>
+        <w:t>Klasa S - kształt zbliżony do normalnego, jednak z wcześniejszym wystąpieniem załamka R i zmodyfikowanym odcinkiem ST,  co odzwierciedla nadkomorowe pochodzenie pobudzenia.</w:t>
       </w:r>
     </w:p>
     <w:p>
@@ -7743,23 +7524,7 @@
           <w:sz w:val="24"/>
           <w:szCs w:val="24"/>
         </w:rPr>
-        <w:t xml:space="preserve">Klasa F </w:t>
-      </w:r>
-      <w:r>
-        <w:rPr>
-          <w:rFonts w:ascii="Times New Roman" w:hAnsi="Times New Roman" w:cs="Times New Roman"/>
-          <w:sz w:val="24"/>
-          <w:szCs w:val="24"/>
-        </w:rPr>
-        <w:t xml:space="preserve">- </w:t>
-      </w:r>
-      <w:r>
-        <w:rPr>
-          <w:rFonts w:ascii="Times New Roman" w:hAnsi="Times New Roman" w:cs="Times New Roman"/>
-          <w:sz w:val="24"/>
-          <w:szCs w:val="24"/>
-        </w:rPr>
-        <w:t xml:space="preserve"> przebieg pośredni między N a V, będący superpozycją obu morfologii</w:t>
+        <w:t>Klasa F -  przebieg pośredni między N a V, będący superpozycją obu morfologii</w:t>
       </w:r>
       <w:r>
         <w:rPr>
@@ -7808,12 +7573,12 @@
       <w:pPr>
         <w:pStyle w:val="Nagwek1"/>
       </w:pPr>
-      <w:bookmarkStart w:id="17" w:name="_Toc228219103"/>
+      <w:bookmarkStart w:id="19" w:name="_Toc228220720"/>
       <w:r>
         <w:lastRenderedPageBreak/>
         <w:t>Architektura systemu i metodologia badań</w:t>
       </w:r>
-      <w:bookmarkEnd w:id="17"/>
+      <w:bookmarkEnd w:id="19"/>
     </w:p>
     <w:p>
       <w:pPr>
@@ -7902,11 +7667,11 @@
       <w:pPr>
         <w:pStyle w:val="Nagwek2"/>
       </w:pPr>
-      <w:bookmarkStart w:id="18" w:name="_Toc228219104"/>
+      <w:bookmarkStart w:id="20" w:name="_Toc228220721"/>
       <w:r>
         <w:t>Technologia</w:t>
       </w:r>
-      <w:bookmarkEnd w:id="18"/>
+      <w:bookmarkEnd w:id="20"/>
     </w:p>
     <w:p>
       <w:pPr>
@@ -8379,7 +8144,7 @@
         </w:rPr>
         <w:t xml:space="preserve">Logiczny przepływ danych w systemie przebiega </w:t>
       </w:r>
-      <w:commentRangeStart w:id="19"/>
+      <w:commentRangeStart w:id="21"/>
       <w:r>
         <w:rPr>
           <w:rFonts w:ascii="Times New Roman" w:hAnsi="Times New Roman" w:cs="Times New Roman"/>
@@ -8388,7 +8153,7 @@
         </w:rPr>
         <w:t>następująco</w:t>
       </w:r>
-      <w:commentRangeEnd w:id="19"/>
+      <w:commentRangeEnd w:id="21"/>
       <w:r>
         <w:rPr>
           <w:rStyle w:val="Odwoaniedokomentarza"/>
@@ -8396,7 +8161,7 @@
           <w:sz w:val="24"/>
           <w:szCs w:val="24"/>
         </w:rPr>
-        <w:commentReference w:id="19"/>
+        <w:commentReference w:id="21"/>
       </w:r>
       <w:r>
         <w:rPr>
@@ -8546,11 +8311,11 @@
       <w:pPr>
         <w:pStyle w:val="Nagwek2"/>
       </w:pPr>
-      <w:bookmarkStart w:id="20" w:name="_Toc228219105"/>
+      <w:bookmarkStart w:id="22" w:name="_Toc228220722"/>
       <w:r>
         <w:t>Projekt potoku przetwarzania</w:t>
       </w:r>
-      <w:bookmarkEnd w:id="20"/>
+      <w:bookmarkEnd w:id="22"/>
     </w:p>
     <w:p>
       <w:pPr>
@@ -8846,11 +8611,11 @@
       <w:pPr>
         <w:pStyle w:val="Nagwek1"/>
       </w:pPr>
-      <w:bookmarkStart w:id="21" w:name="_Toc228219106"/>
+      <w:bookmarkStart w:id="23" w:name="_Toc228220723"/>
       <w:r>
         <w:t>Implementacja i uczenie modelu</w:t>
       </w:r>
-      <w:bookmarkEnd w:id="21"/>
+      <w:bookmarkEnd w:id="23"/>
       <w:r>
         <w:t xml:space="preserve"> </w:t>
       </w:r>
@@ -8859,11 +8624,11 @@
       <w:pPr>
         <w:pStyle w:val="Nagwek2"/>
       </w:pPr>
-      <w:bookmarkStart w:id="22" w:name="_Toc228219107"/>
+      <w:bookmarkStart w:id="24" w:name="_Toc228220724"/>
       <w:r>
         <w:t>Pre-processing i segmentacja danych treningowych</w:t>
       </w:r>
-      <w:bookmarkEnd w:id="22"/>
+      <w:bookmarkEnd w:id="24"/>
     </w:p>
     <w:p>
       <w:pPr>
@@ -10107,11 +9872,11 @@
       <w:pPr>
         <w:pStyle w:val="Nagwek2"/>
       </w:pPr>
-      <w:bookmarkStart w:id="23" w:name="_Toc228219108"/>
+      <w:bookmarkStart w:id="25" w:name="_Toc228220725"/>
       <w:r>
         <w:t>Architektura sieci neuronowej</w:t>
       </w:r>
-      <w:bookmarkEnd w:id="23"/>
+      <w:bookmarkEnd w:id="25"/>
     </w:p>
     <w:p>
       <w:pPr>
@@ -10508,7 +10273,7 @@
       <w:pPr>
         <w:pStyle w:val="Nagwek2"/>
       </w:pPr>
-      <w:bookmarkStart w:id="24" w:name="_Toc228219109"/>
+      <w:bookmarkStart w:id="26" w:name="_Toc228220726"/>
       <w:r>
         <w:t>Proces trenowania</w:t>
       </w:r>
@@ -10518,7 +10283,7 @@
       <w:r>
         <w:t>- przygotowanie danych treningowych, funkcje straty i optymalizatory</w:t>
       </w:r>
-      <w:bookmarkEnd w:id="24"/>
+      <w:bookmarkEnd w:id="26"/>
     </w:p>
     <w:p>
       <w:pPr>
@@ -11020,12 +10785,12 @@
       <w:pPr>
         <w:pStyle w:val="Nagwek2"/>
       </w:pPr>
-      <w:bookmarkStart w:id="25" w:name="_Toc228219110"/>
+      <w:bookmarkStart w:id="27" w:name="_Toc228220727"/>
       <w:r>
         <w:lastRenderedPageBreak/>
         <w:t>Wyniki ewaluacji</w:t>
       </w:r>
-      <w:bookmarkEnd w:id="25"/>
+      <w:bookmarkEnd w:id="27"/>
     </w:p>
     <w:p>
       <w:r>
@@ -11079,7 +10844,7 @@
           <w:noProof/>
         </w:rPr>
         <w:drawing>
-          <wp:inline distT="0" distB="0" distL="0" distR="0" wp14:anchorId="09BECDE1" wp14:editId="0AAF8BBE">
+          <wp:inline distT="0" distB="0" distL="0" distR="0" wp14:anchorId="09BECDE1" wp14:editId="75E9A9E7">
             <wp:extent cx="5760720" cy="1920240"/>
             <wp:effectExtent l="0" t="0" r="0" b="3810"/>
             <wp:docPr id="1190755232" name="Obraz 2"/>
@@ -11137,21 +10902,21 @@
       <w:pPr>
         <w:pStyle w:val="Nagwek1"/>
       </w:pPr>
-      <w:bookmarkStart w:id="26" w:name="_Toc228219111"/>
+      <w:bookmarkStart w:id="28" w:name="_Toc228220728"/>
       <w:r>
         <w:t>Realizacja systemu w czasie rzeczywistym</w:t>
       </w:r>
-      <w:bookmarkEnd w:id="26"/>
+      <w:bookmarkEnd w:id="28"/>
     </w:p>
     <w:p>
       <w:pPr>
         <w:pStyle w:val="Nagwek2"/>
       </w:pPr>
-      <w:bookmarkStart w:id="27" w:name="_Toc228219112"/>
+      <w:bookmarkStart w:id="29" w:name="_Toc228220729"/>
       <w:r>
         <w:t>Emulacja urządzenia</w:t>
       </w:r>
-      <w:bookmarkEnd w:id="27"/>
+      <w:bookmarkEnd w:id="29"/>
     </w:p>
     <w:p>
       <w:r>
@@ -11162,12 +10927,12 @@
       <w:pPr>
         <w:pStyle w:val="Nagwek2"/>
       </w:pPr>
-      <w:bookmarkStart w:id="28" w:name="_Toc228219113"/>
+      <w:bookmarkStart w:id="30" w:name="_Toc228220730"/>
       <w:r>
         <w:lastRenderedPageBreak/>
         <w:t>Konsumpcja i analiza strumieniowa</w:t>
       </w:r>
-      <w:bookmarkEnd w:id="28"/>
+      <w:bookmarkEnd w:id="30"/>
     </w:p>
     <w:p>
       <w:r>
@@ -11183,11 +10948,11 @@
       <w:pPr>
         <w:pStyle w:val="Nagwek2"/>
       </w:pPr>
-      <w:bookmarkStart w:id="29" w:name="_Toc228219114"/>
+      <w:bookmarkStart w:id="31" w:name="_Toc228220731"/>
       <w:r>
         <w:t>Monitoring i wizualizacja</w:t>
       </w:r>
-      <w:bookmarkEnd w:id="29"/>
+      <w:bookmarkEnd w:id="31"/>
     </w:p>
     <w:p>
       <w:r>
@@ -11213,11 +10978,11 @@
       <w:pPr>
         <w:pStyle w:val="Nagwek1"/>
       </w:pPr>
-      <w:bookmarkStart w:id="30" w:name="_Toc228219115"/>
+      <w:bookmarkStart w:id="32" w:name="_Toc228220732"/>
       <w:r>
         <w:t>Podsumowanie i wnioski</w:t>
       </w:r>
-      <w:bookmarkEnd w:id="30"/>
+      <w:bookmarkEnd w:id="32"/>
     </w:p>
     <w:p>
       <w:pPr>
@@ -11264,11 +11029,11 @@
       <w:pPr>
         <w:pStyle w:val="Nagwek1"/>
       </w:pPr>
-      <w:bookmarkStart w:id="31" w:name="_Toc228219116"/>
+      <w:bookmarkStart w:id="33" w:name="_Toc228220733"/>
       <w:r>
         <w:t>Źródła</w:t>
       </w:r>
-      <w:bookmarkEnd w:id="31"/>
+      <w:bookmarkEnd w:id="33"/>
       <w:r>
         <w:t xml:space="preserve"> </w:t>
       </w:r>
@@ -12664,11 +12429,11 @@
       <w:pPr>
         <w:pStyle w:val="Nagwek1"/>
       </w:pPr>
-      <w:bookmarkStart w:id="32" w:name="_Toc228219117"/>
+      <w:bookmarkStart w:id="34" w:name="_Toc228220734"/>
       <w:r>
         <w:t>Spis rysunków</w:t>
       </w:r>
-      <w:bookmarkEnd w:id="32"/>
+      <w:bookmarkEnd w:id="34"/>
     </w:p>
     <w:p>
       <w:pPr>
@@ -13088,11 +12853,11 @@
       <w:pPr>
         <w:pStyle w:val="Nagwek1"/>
       </w:pPr>
-      <w:bookmarkStart w:id="33" w:name="_Toc228219118"/>
+      <w:bookmarkStart w:id="35" w:name="_Toc228220735"/>
       <w:r>
         <w:t>Spis tabel</w:t>
       </w:r>
-      <w:bookmarkEnd w:id="33"/>
+      <w:bookmarkEnd w:id="35"/>
     </w:p>
     <w:p>
       <w:pPr>
@@ -13376,7 +13141,7 @@
       </w:r>
     </w:p>
   </w:comment>
-  <w:comment w:id="19" w:author="Justyna Weber" w:date="2026-04-12T14:06:00Z" w:initials="JW">
+  <w:comment w:id="21" w:author="Justyna Weber" w:date="2026-04-12T14:06:00Z" w:initials="JW">
     <w:p>
       <w:pPr>
         <w:pStyle w:val="Tekstkomentarza"/>
@@ -19182,6 +18947,7 @@
   <w:style w:type="character" w:default="1" w:styleId="Domylnaczcionkaakapitu">
     <w:name w:val="Default Paragraph Font"/>
     <w:uiPriority w:val="1"/>
+    <w:semiHidden/>
     <w:unhideWhenUsed/>
   </w:style>
   <w:style w:type="table" w:default="1" w:styleId="Standardowy">
@@ -21343,12 +21109,7 @@
 </file>
 
 <file path=customXml/item2.xml><?xml version="1.0" encoding="utf-8"?>
-<?mso-contentType ?>
-<FormTemplates xmlns="http://schemas.microsoft.com/sharepoint/v3/contenttype/forms">
-  <Display>DocumentLibraryForm</Display>
-  <Edit>DocumentLibraryForm</Edit>
-  <New>DocumentLibraryForm</New>
-</FormTemplates>
+<b:Sources xmlns:b="http://schemas.openxmlformats.org/officeDocument/2006/bibliography" xmlns="http://schemas.openxmlformats.org/officeDocument/2006/bibliography" SelectedStyle="\APASixthEditionOfficeOnline.xsl" StyleName="APA" Version="6"/>
 </file>
 
 <file path=customXml/item3.xml><?xml version="1.0" encoding="utf-8"?>
@@ -21360,7 +21121,12 @@
 </file>
 
 <file path=customXml/item4.xml><?xml version="1.0" encoding="utf-8"?>
-<b:Sources xmlns:b="http://schemas.openxmlformats.org/officeDocument/2006/bibliography" xmlns="http://schemas.openxmlformats.org/officeDocument/2006/bibliography" SelectedStyle="\APASixthEditionOfficeOnline.xsl" StyleName="APA" Version="6"/>
+<?mso-contentType ?>
+<FormTemplates xmlns="http://schemas.microsoft.com/sharepoint/v3/contenttype/forms">
+  <Display>DocumentLibraryForm</Display>
+  <Edit>DocumentLibraryForm</Edit>
+  <New>DocumentLibraryForm</New>
+</FormTemplates>
 </file>
 
 <file path=customXml/itemProps1.xml><?xml version="1.0" encoding="utf-8"?>
@@ -21382,9 +21148,9 @@
 </file>
 
 <file path=customXml/itemProps2.xml><?xml version="1.0" encoding="utf-8"?>
-<ds:datastoreItem xmlns:ds="http://schemas.openxmlformats.org/officeDocument/2006/customXml" ds:itemID="{75D47452-D632-4C33-ACBD-A77D16E6A479}">
+<ds:datastoreItem xmlns:ds="http://schemas.openxmlformats.org/officeDocument/2006/customXml" ds:itemID="{10AEA2A0-C596-4161-82D6-D82504EDC790}">
   <ds:schemaRefs>
-    <ds:schemaRef ds:uri="http://schemas.microsoft.com/sharepoint/v3/contenttype/forms"/>
+    <ds:schemaRef ds:uri="http://schemas.openxmlformats.org/officeDocument/2006/bibliography"/>
   </ds:schemaRefs>
 </ds:datastoreItem>
 </file>
@@ -21400,9 +21166,9 @@
 </file>
 
 <file path=customXml/itemProps4.xml><?xml version="1.0" encoding="utf-8"?>
-<ds:datastoreItem xmlns:ds="http://schemas.openxmlformats.org/officeDocument/2006/customXml" ds:itemID="{10AEA2A0-C596-4161-82D6-D82504EDC790}">
+<ds:datastoreItem xmlns:ds="http://schemas.openxmlformats.org/officeDocument/2006/customXml" ds:itemID="{75D47452-D632-4C33-ACBD-A77D16E6A479}">
   <ds:schemaRefs>
-    <ds:schemaRef ds:uri="http://schemas.openxmlformats.org/officeDocument/2006/bibliography"/>
+    <ds:schemaRef ds:uri="http://schemas.microsoft.com/sharepoint/v3/contenttype/forms"/>
   </ds:schemaRefs>
 </ds:datastoreItem>
 </file>

--- a/_PRACA/praca_magisterska_sgh_v2.docx
+++ b/_PRACA/praca_magisterska_sgh_v2.docx
@@ -5027,7 +5027,7 @@
           <w:noProof/>
         </w:rPr>
         <w:drawing>
-          <wp:inline distT="0" distB="0" distL="0" distR="0" wp14:anchorId="56229CD0" wp14:editId="3A3D6BBC">
+          <wp:inline distT="0" distB="0" distL="0" distR="0" wp14:anchorId="56229CD0" wp14:editId="3E92636E">
             <wp:extent cx="5759450" cy="3422650"/>
             <wp:effectExtent l="0" t="0" r="0" b="6350"/>
             <wp:docPr id="386852549" name="Obraz 10"/>
@@ -6188,6 +6188,7 @@
     <w:p>
       <w:pPr>
         <w:spacing w:line="360" w:lineRule="auto"/>
+        <w:jc w:val="both"/>
       </w:pPr>
       <w:r>
         <w:rPr>
@@ -7060,7 +7061,23 @@
           <w:sz w:val="24"/>
           <w:szCs w:val="24"/>
         </w:rPr>
-        <w:t xml:space="preserve">Klasa V wyróżnia się wyraźnie większym odchyleniem standardowym (0,640 mV wobec 0,326 mV dla S), co odzwierciedla charakterystyczną morfologię pobudzeń komorowych — szerokie, zniekształcone zespoły QRS o dużej amplitudzie i zmiennym kształcie. Klasa N ma najszerszy </w:t>
+        <w:t>Klasa V wyróżnia się wyraźnie większym odchyleniem standardowym (0,640 mV wobec 0,326 mV dla S), co odzwierciedla charakterystyczną morfologię pobudzeń komorowych</w:t>
+      </w:r>
+      <w:r>
+        <w:rPr>
+          <w:rFonts w:ascii="Times New Roman" w:hAnsi="Times New Roman" w:cs="Times New Roman"/>
+          <w:sz w:val="24"/>
+          <w:szCs w:val="24"/>
+        </w:rPr>
+        <w:t>,</w:t>
+      </w:r>
+      <w:r>
+        <w:rPr>
+          <w:rFonts w:ascii="Times New Roman" w:hAnsi="Times New Roman" w:cs="Times New Roman"/>
+          <w:sz w:val="24"/>
+          <w:szCs w:val="24"/>
+        </w:rPr>
+        <w:t xml:space="preserve"> szerokie, zniekształcone zespoły QRS o dużej amplitudzie i zmiennym kształcie. Klasa N ma najszerszy </w:t>
       </w:r>
       <w:r>
         <w:rPr>
@@ -7098,7 +7115,7 @@
           <w:szCs w:val="24"/>
         </w:rPr>
         <w:drawing>
-          <wp:inline distT="0" distB="0" distL="0" distR="0" wp14:anchorId="5842C490" wp14:editId="20280465">
+          <wp:inline distT="0" distB="0" distL="0" distR="0" wp14:anchorId="5842C490" wp14:editId="0B8D1605">
             <wp:extent cx="5753100" cy="2203450"/>
             <wp:effectExtent l="0" t="0" r="0" b="6350"/>
             <wp:docPr id="703982334" name="Obraz 11"/>
@@ -10844,7 +10861,7 @@
           <w:noProof/>
         </w:rPr>
         <w:drawing>
-          <wp:inline distT="0" distB="0" distL="0" distR="0" wp14:anchorId="09BECDE1" wp14:editId="75E9A9E7">
+          <wp:inline distT="0" distB="0" distL="0" distR="0" wp14:anchorId="09BECDE1" wp14:editId="68C5E91E">
             <wp:extent cx="5760720" cy="1920240"/>
             <wp:effectExtent l="0" t="0" r="0" b="3810"/>
             <wp:docPr id="1190755232" name="Obraz 2"/>
@@ -21109,7 +21126,12 @@
 </file>
 
 <file path=customXml/item2.xml><?xml version="1.0" encoding="utf-8"?>
-<b:Sources xmlns:b="http://schemas.openxmlformats.org/officeDocument/2006/bibliography" xmlns="http://schemas.openxmlformats.org/officeDocument/2006/bibliography" SelectedStyle="\APASixthEditionOfficeOnline.xsl" StyleName="APA" Version="6"/>
+<?mso-contentType ?>
+<FormTemplates xmlns="http://schemas.microsoft.com/sharepoint/v3/contenttype/forms">
+  <Display>DocumentLibraryForm</Display>
+  <Edit>DocumentLibraryForm</Edit>
+  <New>DocumentLibraryForm</New>
+</FormTemplates>
 </file>
 
 <file path=customXml/item3.xml><?xml version="1.0" encoding="utf-8"?>
@@ -21121,12 +21143,7 @@
 </file>
 
 <file path=customXml/item4.xml><?xml version="1.0" encoding="utf-8"?>
-<?mso-contentType ?>
-<FormTemplates xmlns="http://schemas.microsoft.com/sharepoint/v3/contenttype/forms">
-  <Display>DocumentLibraryForm</Display>
-  <Edit>DocumentLibraryForm</Edit>
-  <New>DocumentLibraryForm</New>
-</FormTemplates>
+<b:Sources xmlns:b="http://schemas.openxmlformats.org/officeDocument/2006/bibliography" xmlns="http://schemas.openxmlformats.org/officeDocument/2006/bibliography" SelectedStyle="\APASixthEditionOfficeOnline.xsl" StyleName="APA" Version="6"/>
 </file>
 
 <file path=customXml/itemProps1.xml><?xml version="1.0" encoding="utf-8"?>
@@ -21148,9 +21165,9 @@
 </file>
 
 <file path=customXml/itemProps2.xml><?xml version="1.0" encoding="utf-8"?>
-<ds:datastoreItem xmlns:ds="http://schemas.openxmlformats.org/officeDocument/2006/customXml" ds:itemID="{10AEA2A0-C596-4161-82D6-D82504EDC790}">
+<ds:datastoreItem xmlns:ds="http://schemas.openxmlformats.org/officeDocument/2006/customXml" ds:itemID="{75D47452-D632-4C33-ACBD-A77D16E6A479}">
   <ds:schemaRefs>
-    <ds:schemaRef ds:uri="http://schemas.openxmlformats.org/officeDocument/2006/bibliography"/>
+    <ds:schemaRef ds:uri="http://schemas.microsoft.com/sharepoint/v3/contenttype/forms"/>
   </ds:schemaRefs>
 </ds:datastoreItem>
 </file>
@@ -21166,9 +21183,9 @@
 </file>
 
 <file path=customXml/itemProps4.xml><?xml version="1.0" encoding="utf-8"?>
-<ds:datastoreItem xmlns:ds="http://schemas.openxmlformats.org/officeDocument/2006/customXml" ds:itemID="{75D47452-D632-4C33-ACBD-A77D16E6A479}">
+<ds:datastoreItem xmlns:ds="http://schemas.openxmlformats.org/officeDocument/2006/customXml" ds:itemID="{10AEA2A0-C596-4161-82D6-D82504EDC790}">
   <ds:schemaRefs>
-    <ds:schemaRef ds:uri="http://schemas.microsoft.com/sharepoint/v3/contenttype/forms"/>
+    <ds:schemaRef ds:uri="http://schemas.openxmlformats.org/officeDocument/2006/bibliography"/>
   </ds:schemaRefs>
 </ds:datastoreItem>
 </file>
